--- a/por/docx/013.content.docx
+++ b/por/docx/013.content.docx
@@ -150,26 +150,6 @@
           <w:lang w:val="pt_PT" w:bidi="pt_PT"/>
         </w:rPr>
         <w:t>L</w:t>
-      </w:r>
-      <w:r>
-        <w:rPr>
-          <w:lang w:val="pt_PT" w:bidi="pt_PT"/>
-        </w:rPr>
-      </w:r>
-    </w:p>
-    <w:p>
-      <w:pPr/>
-      <w:r>
-        <w:rPr>
-          <w:lang w:val="pt_PT" w:bidi="pt_PT"/>
-        </w:rPr>
-      </w:r>
-      <w:r>
-        <w:rPr>
-          <w:i/>
-          <w:lang w:val="pt_PT" w:bidi="pt_PT"/>
-        </w:rPr>
-        <w:t>Legalismo, Legislação do templo como Teologia, Lei bíblica, Leis básicas, Lembre-se dele, Lidando com conflito, Liderança carismática, Liderança que capacita, Líderes da Igreja, Limpo, impuro e sagrado, Literatura apocalíptica, Louvor e júbilo em Lucas–Atos</w:t>
       </w:r>
       <w:r>
         <w:rPr>

--- a/por/docx/013.content.docx
+++ b/por/docx/013.content.docx
@@ -19,7 +19,7 @@
         <w:rPr>
           <w:lang w:val="pt_PT" w:bidi="pt_PT"/>
         </w:rPr>
-        <w:t>Resource: Study Notes - Themes (Tyndale)</w:t>
+        <w:t>Resource: Tyndale Open Study Notes</w:t>
       </w:r>
       <w:r>
         <w:rPr>
@@ -112,7 +112,7 @@
         <w:rPr>
           <w:lang w:val="pt_PT" w:bidi="pt_PT"/>
         </w:rPr>
-        <w:t>Study Notes - Themes (Tyndale)</w:t>
+        <w:t>Tyndale Open Study Notes</w:t>
       </w:r>
     </w:p>
     <w:p>

--- a/por/docx/013.content.docx
+++ b/por/docx/013.content.docx
@@ -19,7 +19,7 @@
         <w:rPr>
           <w:lang w:val="pt_PT" w:bidi="pt_PT"/>
         </w:rPr>
-        <w:t>Resource: Tyndale Open Study Notes</w:t>
+        <w:t>Resource: Aquifer Open Study Notes (Themes)</w:t>
       </w:r>
       <w:r>
         <w:rPr>
@@ -112,7 +112,7 @@
         <w:rPr>
           <w:lang w:val="pt_PT" w:bidi="pt_PT"/>
         </w:rPr>
-        <w:t>Tyndale Open Study Notes</w:t>
+        <w:t>Aquifer Open Study Notes (Themes)</w:t>
       </w:r>
     </w:p>
     <w:p>

--- a/por/docx/013.content.docx
+++ b/por/docx/013.content.docx
@@ -233,54 +233,36 @@
         </w:rPr>
         <w:t>Em sua oração de dedicação, o Rei Salomão disse que o templo era a casa onde Deus colocaria seu nome (</w:t>
       </w:r>
-      <w:hyperlink r:id="rId13">
-        <w:r>
-          <w:rPr>
-            <w:lang w:val="pt_PT" w:bidi="pt_PT"/>
-          </w:rPr>
-          <w:rPr>
-            <w:color w:val="0000EE"/>
-            <w:u w:val="single"/>
-          </w:rPr>
-          <w:t>2 Crônicas 6.20</w:t>
-        </w:r>
-      </w:hyperlink>
+      <w:r>
+        <w:rPr>
+          <w:lang w:val="pt_PT" w:bidi="pt_PT"/>
+        </w:rPr>
+        <w:t>2 Crônicas 6.20</w:t>
+      </w:r>
       <w:r>
         <w:rPr>
           <w:lang w:val="pt_PT" w:bidi="pt_PT"/>
         </w:rPr>
         <w:t xml:space="preserve">; compare </w:t>
       </w:r>
-      <w:hyperlink r:id="rId14">
-        <w:r>
-          <w:rPr>
-            <w:lang w:val="pt_PT" w:bidi="pt_PT"/>
-          </w:rPr>
-          <w:rPr>
-            <w:color w:val="0000EE"/>
-            <w:u w:val="single"/>
-          </w:rPr>
-          <w:t>6.5–6</w:t>
-        </w:r>
-      </w:hyperlink>
+      <w:r>
+        <w:rPr>
+          <w:lang w:val="pt_PT" w:bidi="pt_PT"/>
+        </w:rPr>
+        <w:t>6.5–6</w:t>
+      </w:r>
       <w:r>
         <w:rPr>
           <w:lang w:val="pt_PT" w:bidi="pt_PT"/>
         </w:rPr>
         <w:t>). Deus disse que o Rei Davi construiria "uma casa para o Meu Nome" em Jerusalém (</w:t>
       </w:r>
-      <w:hyperlink r:id="rId15">
-        <w:r>
-          <w:rPr>
-            <w:lang w:val="pt_PT" w:bidi="pt_PT"/>
-          </w:rPr>
-          <w:rPr>
-            <w:color w:val="0000EE"/>
-            <w:u w:val="single"/>
-          </w:rPr>
-          <w:t>2 Samuel 7.4–17</w:t>
-        </w:r>
-      </w:hyperlink>
+      <w:r>
+        <w:rPr>
+          <w:lang w:val="pt_PT" w:bidi="pt_PT"/>
+        </w:rPr>
+        <w:t>2 Samuel 7.4–17</w:t>
+      </w:r>
       <w:r>
         <w:rPr>
           <w:lang w:val="pt_PT" w:bidi="pt_PT"/>
@@ -328,18 +310,12 @@
         </w:rPr>
         <w:t xml:space="preserve">(veja </w:t>
       </w:r>
-      <w:hyperlink r:id="rId16">
-        <w:r>
-          <w:rPr>
-            <w:lang w:val="pt_PT" w:bidi="pt_PT"/>
-          </w:rPr>
-          <w:rPr>
-            <w:color w:val="0000EE"/>
-            <w:u w:val="single"/>
-          </w:rPr>
-          <w:t>Êxodo 3.13–15</w:t>
-        </w:r>
-      </w:hyperlink>
+      <w:r>
+        <w:rPr>
+          <w:lang w:val="pt_PT" w:bidi="pt_PT"/>
+        </w:rPr>
+        <w:t>Êxodo 3.13–15</w:t>
+      </w:r>
       <w:r>
         <w:rPr>
           <w:lang w:val="pt_PT" w:bidi="pt_PT"/>
@@ -360,18 +336,12 @@
         </w:rPr>
         <w:t>O cumprimento da promessa de Deus de colocar seu nome em seu templo agora é encontrado no "templo vivo", que é a comunidade do povo de Deus. O apóstolo Pedro exorta os crentes a se aproximarem da "pedra viva, rejeitada pelos homens, mas escolhida e preciosa aos olhos de Deus. Vocês também, como pedras vivas, estão sendo edificados como casa espiritual para serem um sacerdócio santo, oferecendo sacrifícios espirituais aceitáveis a Deus por meio de Jesus Cristo" (</w:t>
       </w:r>
-      <w:hyperlink r:id="rId17">
-        <w:r>
-          <w:rPr>
-            <w:lang w:val="pt_PT" w:bidi="pt_PT"/>
-          </w:rPr>
-          <w:rPr>
-            <w:color w:val="0000EE"/>
-            <w:u w:val="single"/>
-          </w:rPr>
-          <w:t>1 Pedro 2.4–5</w:t>
-        </w:r>
-      </w:hyperlink>
+      <w:r>
+        <w:rPr>
+          <w:lang w:val="pt_PT" w:bidi="pt_PT"/>
+        </w:rPr>
+        <w:t>1 Pedro 2.4–5</w:t>
+      </w:r>
       <w:r>
         <w:rPr>
           <w:lang w:val="pt_PT" w:bidi="pt_PT"/>
@@ -415,90 +385,60 @@
           <w:lang w:val="pt_PT" w:bidi="pt_PT"/>
         </w:rPr>
       </w:r>
-      <w:hyperlink r:id="rId16">
-        <w:r>
-          <w:rPr>
-            <w:lang w:val="pt_PT" w:bidi="pt_PT"/>
-          </w:rPr>
-          <w:rPr>
-            <w:color w:val="0000EE"/>
-            <w:u w:val="single"/>
-          </w:rPr>
-          <w:t>Êxodo 3.13–15</w:t>
-        </w:r>
-      </w:hyperlink>
-      <w:r>
-        <w:rPr>
-          <w:lang w:val="pt_PT" w:bidi="pt_PT"/>
-        </w:rPr>
-        <w:t xml:space="preserve">; </w:t>
-      </w:r>
-      <w:hyperlink r:id="rId18">
-        <w:r>
-          <w:rPr>
-            <w:lang w:val="pt_PT" w:bidi="pt_PT"/>
-          </w:rPr>
-          <w:rPr>
-            <w:color w:val="0000EE"/>
-            <w:u w:val="single"/>
-          </w:rPr>
-          <w:t>2 Samuel 7.12–13</w:t>
-        </w:r>
-      </w:hyperlink>
-      <w:r>
-        <w:rPr>
-          <w:lang w:val="pt_PT" w:bidi="pt_PT"/>
-        </w:rPr>
-        <w:t xml:space="preserve">; </w:t>
-      </w:r>
-      <w:hyperlink r:id="rId19">
-        <w:r>
-          <w:rPr>
-            <w:lang w:val="pt_PT" w:bidi="pt_PT"/>
-          </w:rPr>
-          <w:rPr>
-            <w:color w:val="0000EE"/>
-            <w:u w:val="single"/>
-          </w:rPr>
-          <w:t>2 Crônicas 6.3–42</w:t>
-        </w:r>
-      </w:hyperlink>
-      <w:r>
-        <w:rPr>
-          <w:lang w:val="pt_PT" w:bidi="pt_PT"/>
-        </w:rPr>
-        <w:t xml:space="preserve">; </w:t>
-      </w:r>
-      <w:hyperlink r:id="rId20">
-        <w:r>
-          <w:rPr>
-            <w:lang w:val="pt_PT" w:bidi="pt_PT"/>
-          </w:rPr>
-          <w:rPr>
-            <w:color w:val="0000EE"/>
-            <w:u w:val="single"/>
-          </w:rPr>
-          <w:t>Salmo 23.3</w:t>
-        </w:r>
-      </w:hyperlink>
-      <w:r>
-        <w:rPr>
-          <w:lang w:val="pt_PT" w:bidi="pt_PT"/>
-        </w:rPr>
-        <w:t xml:space="preserve">; </w:t>
-      </w:r>
-      <w:hyperlink r:id="rId17">
-        <w:r>
-          <w:rPr>
-            <w:lang w:val="pt_PT" w:bidi="pt_PT"/>
-          </w:rPr>
-          <w:rPr>
-            <w:color w:val="0000EE"/>
-            <w:u w:val="single"/>
-          </w:rPr>
-          <w:t>1 Pedro 2.4–5</w:t>
-        </w:r>
-      </w:hyperlink>
+      <w:r>
+        <w:rPr>
+          <w:lang w:val="pt_PT" w:bidi="pt_PT"/>
+        </w:rPr>
+        <w:t>Êxodo 3.13–15</w:t>
+      </w:r>
+      <w:r>
+        <w:rPr>
+          <w:lang w:val="pt_PT" w:bidi="pt_PT"/>
+        </w:rPr>
+        <w:t xml:space="preserve">; </w:t>
+      </w:r>
+      <w:r>
+        <w:rPr>
+          <w:lang w:val="pt_PT" w:bidi="pt_PT"/>
+        </w:rPr>
+        <w:t>2 Samuel 7.12–13</w:t>
+      </w:r>
+      <w:r>
+        <w:rPr>
+          <w:lang w:val="pt_PT" w:bidi="pt_PT"/>
+        </w:rPr>
+        <w:t xml:space="preserve">; </w:t>
+      </w:r>
+      <w:r>
+        <w:rPr>
+          <w:lang w:val="pt_PT" w:bidi="pt_PT"/>
+        </w:rPr>
+        <w:t>2 Crônicas 6.3–42</w:t>
+      </w:r>
+      <w:r>
+        <w:rPr>
+          <w:lang w:val="pt_PT" w:bidi="pt_PT"/>
+        </w:rPr>
+        <w:t xml:space="preserve">; </w:t>
+      </w:r>
+      <w:r>
+        <w:rPr>
+          <w:lang w:val="pt_PT" w:bidi="pt_PT"/>
+        </w:rPr>
+        <w:t>Salmo 23.3</w:t>
+      </w:r>
+      <w:r>
+        <w:rPr>
+          <w:lang w:val="pt_PT" w:bidi="pt_PT"/>
+        </w:rPr>
+        <w:t xml:space="preserve">; </w:t>
+      </w:r>
+      <w:r>
+        <w:rPr>
+          <w:lang w:val="pt_PT" w:bidi="pt_PT"/>
+        </w:rPr>
+        <w:t>1 Pedro 2.4–5</w:t>
+      </w:r>
       <w:r>
         <w:rPr>
           <w:lang w:val="pt_PT" w:bidi="pt_PT"/>
@@ -560,72 +500,48 @@
         </w:rPr>
         <w:t xml:space="preserve"> refere-se ao Espírito Santo. Esta palavra significa literalmente "chamado ao lado" e descreve-o como "o Auxiliador" (</w:t>
       </w:r>
-      <w:hyperlink r:id="rId21">
-        <w:r>
-          <w:rPr>
-            <w:lang w:val="pt_PT" w:bidi="pt_PT"/>
-          </w:rPr>
-          <w:rPr>
-            <w:color w:val="0000EE"/>
-            <w:u w:val="single"/>
-          </w:rPr>
-          <w:t>João 14.16</w:t>
-        </w:r>
-      </w:hyperlink>
+      <w:r>
+        <w:rPr>
+          <w:lang w:val="pt_PT" w:bidi="pt_PT"/>
+        </w:rPr>
+        <w:t>João 14.16</w:t>
+      </w:r>
       <w:r>
         <w:rPr>
           <w:lang w:val="pt_PT" w:bidi="pt_PT"/>
         </w:rPr>
         <w:t>,</w:t>
       </w:r>
-      <w:hyperlink r:id="rId22">
-        <w:r>
-          <w:rPr>
-            <w:lang w:val="pt_PT" w:bidi="pt_PT"/>
-          </w:rPr>
-          <w:rPr>
-            <w:color w:val="0000EE"/>
-            <w:u w:val="single"/>
-          </w:rPr>
-          <w:t>26</w:t>
-        </w:r>
-      </w:hyperlink>
-      <w:r>
-        <w:rPr>
-          <w:lang w:val="pt_PT" w:bidi="pt_PT"/>
-        </w:rPr>
-        <w:t xml:space="preserve">; </w:t>
-      </w:r>
-      <w:hyperlink r:id="rId23">
-        <w:r>
-          <w:rPr>
-            <w:lang w:val="pt_PT" w:bidi="pt_PT"/>
-          </w:rPr>
-          <w:rPr>
-            <w:color w:val="0000EE"/>
-            <w:u w:val="single"/>
-          </w:rPr>
-          <w:t>15.26</w:t>
-        </w:r>
-      </w:hyperlink>
-      <w:r>
-        <w:rPr>
-          <w:lang w:val="pt_PT" w:bidi="pt_PT"/>
-        </w:rPr>
-        <w:t xml:space="preserve">; </w:t>
-      </w:r>
-      <w:hyperlink r:id="rId24">
-        <w:r>
-          <w:rPr>
-            <w:lang w:val="pt_PT" w:bidi="pt_PT"/>
-          </w:rPr>
-          <w:rPr>
-            <w:color w:val="0000EE"/>
-            <w:u w:val="single"/>
-          </w:rPr>
-          <w:t>16.7</w:t>
-        </w:r>
-      </w:hyperlink>
+      <w:r>
+        <w:rPr>
+          <w:lang w:val="pt_PT" w:bidi="pt_PT"/>
+        </w:rPr>
+        <w:t>26</w:t>
+      </w:r>
+      <w:r>
+        <w:rPr>
+          <w:lang w:val="pt_PT" w:bidi="pt_PT"/>
+        </w:rPr>
+        <w:t xml:space="preserve">; </w:t>
+      </w:r>
+      <w:r>
+        <w:rPr>
+          <w:lang w:val="pt_PT" w:bidi="pt_PT"/>
+        </w:rPr>
+        <w:t>15.26</w:t>
+      </w:r>
+      <w:r>
+        <w:rPr>
+          <w:lang w:val="pt_PT" w:bidi="pt_PT"/>
+        </w:rPr>
+        <w:t xml:space="preserve">; </w:t>
+      </w:r>
+      <w:r>
+        <w:rPr>
+          <w:lang w:val="pt_PT" w:bidi="pt_PT"/>
+        </w:rPr>
+        <w:t>16.7</w:t>
+      </w:r>
       <w:r>
         <w:rPr>
           <w:lang w:val="pt_PT" w:bidi="pt_PT"/>
@@ -694,144 +610,96 @@
         </w:rPr>
         <w:t xml:space="preserve"> "Auxiliador" (</w:t>
       </w:r>
-      <w:hyperlink r:id="rId21">
-        <w:r>
-          <w:rPr>
-            <w:lang w:val="pt_PT" w:bidi="pt_PT"/>
-          </w:rPr>
-          <w:rPr>
-            <w:color w:val="0000EE"/>
-            <w:u w:val="single"/>
-          </w:rPr>
-          <w:t>João 14.16</w:t>
-        </w:r>
-      </w:hyperlink>
+      <w:r>
+        <w:rPr>
+          <w:lang w:val="pt_PT" w:bidi="pt_PT"/>
+        </w:rPr>
+        <w:t>João 14.16</w:t>
+      </w:r>
       <w:r>
         <w:rPr>
           <w:lang w:val="pt_PT" w:bidi="pt_PT"/>
         </w:rPr>
         <w:t xml:space="preserve">). Jesus, o primeiro auxiliador, enviou o Espírito Santo como o segundo auxiliador (veja </w:t>
       </w:r>
-      <w:hyperlink r:id="rId25">
-        <w:r>
-          <w:rPr>
-            <w:lang w:val="pt_PT" w:bidi="pt_PT"/>
-          </w:rPr>
-          <w:rPr>
-            <w:color w:val="0000EE"/>
-            <w:u w:val="single"/>
-          </w:rPr>
-          <w:t>1 João 2.1</w:t>
-        </w:r>
-      </w:hyperlink>
+      <w:r>
+        <w:rPr>
+          <w:lang w:val="pt_PT" w:bidi="pt_PT"/>
+        </w:rPr>
+        <w:t>1 João 2.1</w:t>
+      </w:r>
       <w:r>
         <w:rPr>
           <w:lang w:val="pt_PT" w:bidi="pt_PT"/>
         </w:rPr>
         <w:t xml:space="preserve">). Cada tarefa do Espírito descrita em </w:t>
       </w:r>
-      <w:hyperlink r:id="rId26">
-        <w:r>
-          <w:rPr>
-            <w:lang w:val="pt_PT" w:bidi="pt_PT"/>
-          </w:rPr>
-          <w:rPr>
-            <w:color w:val="0000EE"/>
-            <w:u w:val="single"/>
-          </w:rPr>
-          <w:t>João 14–16</w:t>
-        </w:r>
-      </w:hyperlink>
+      <w:r>
+        <w:rPr>
+          <w:lang w:val="pt_PT" w:bidi="pt_PT"/>
+        </w:rPr>
+        <w:t>João 14–16</w:t>
+      </w:r>
       <w:r>
         <w:rPr>
           <w:lang w:val="pt_PT" w:bidi="pt_PT"/>
         </w:rPr>
         <w:t xml:space="preserve"> é uma tarefa que Jesus realizou em outras partes das histórias do evangelho. Jesus prometeu que o Espírito Santo viria para encorajar, instruir e fortalecer seus seguidores. O Espírito manteria a presença de Jesus entre seus discípulos. Cinco promessas sobre o Espírito mostram diferentes obras que o Espírito realiza (</w:t>
       </w:r>
-      <w:hyperlink r:id="rId27">
-        <w:r>
-          <w:rPr>
-            <w:lang w:val="pt_PT" w:bidi="pt_PT"/>
-          </w:rPr>
-          <w:rPr>
-            <w:color w:val="0000EE"/>
-            <w:u w:val="single"/>
-          </w:rPr>
-          <w:t>João 14.16–17</w:t>
-        </w:r>
-      </w:hyperlink>
+      <w:r>
+        <w:rPr>
+          <w:lang w:val="pt_PT" w:bidi="pt_PT"/>
+        </w:rPr>
+        <w:t>João 14.16–17</w:t>
+      </w:r>
       <w:r>
         <w:rPr>
           <w:lang w:val="pt_PT" w:bidi="pt_PT"/>
         </w:rPr>
         <w:t>,</w:t>
       </w:r>
-      <w:hyperlink r:id="rId22">
-        <w:r>
-          <w:rPr>
-            <w:lang w:val="pt_PT" w:bidi="pt_PT"/>
-          </w:rPr>
-          <w:rPr>
-            <w:color w:val="0000EE"/>
-            <w:u w:val="single"/>
-          </w:rPr>
-          <w:t>26</w:t>
-        </w:r>
-      </w:hyperlink>
-      <w:r>
-        <w:rPr>
-          <w:lang w:val="pt_PT" w:bidi="pt_PT"/>
-        </w:rPr>
-        <w:t xml:space="preserve">; </w:t>
-      </w:r>
-      <w:hyperlink r:id="rId23">
-        <w:r>
-          <w:rPr>
-            <w:lang w:val="pt_PT" w:bidi="pt_PT"/>
-          </w:rPr>
-          <w:rPr>
-            <w:color w:val="0000EE"/>
-            <w:u w:val="single"/>
-          </w:rPr>
-          <w:t>15.26</w:t>
-        </w:r>
-      </w:hyperlink>
-      <w:r>
-        <w:rPr>
-          <w:lang w:val="pt_PT" w:bidi="pt_PT"/>
-        </w:rPr>
-        <w:t xml:space="preserve">; </w:t>
-      </w:r>
-      <w:hyperlink r:id="rId28">
-        <w:r>
-          <w:rPr>
-            <w:lang w:val="pt_PT" w:bidi="pt_PT"/>
-          </w:rPr>
-          <w:rPr>
-            <w:color w:val="0000EE"/>
-            <w:u w:val="single"/>
-          </w:rPr>
-          <w:t>16.7–8</w:t>
-        </w:r>
-      </w:hyperlink>
+      <w:r>
+        <w:rPr>
+          <w:lang w:val="pt_PT" w:bidi="pt_PT"/>
+        </w:rPr>
+        <w:t>26</w:t>
+      </w:r>
+      <w:r>
+        <w:rPr>
+          <w:lang w:val="pt_PT" w:bidi="pt_PT"/>
+        </w:rPr>
+        <w:t xml:space="preserve">; </w:t>
+      </w:r>
+      <w:r>
+        <w:rPr>
+          <w:lang w:val="pt_PT" w:bidi="pt_PT"/>
+        </w:rPr>
+        <w:t>15.26</w:t>
+      </w:r>
+      <w:r>
+        <w:rPr>
+          <w:lang w:val="pt_PT" w:bidi="pt_PT"/>
+        </w:rPr>
+        <w:t xml:space="preserve">; </w:t>
+      </w:r>
+      <w:r>
+        <w:rPr>
+          <w:lang w:val="pt_PT" w:bidi="pt_PT"/>
+        </w:rPr>
+        <w:t>16.7–8</w:t>
+      </w:r>
       <w:r>
         <w:rPr>
           <w:lang w:val="pt_PT" w:bidi="pt_PT"/>
         </w:rPr>
         <w:t>,</w:t>
       </w:r>
-      <w:hyperlink r:id="rId29">
-        <w:r>
-          <w:rPr>
-            <w:lang w:val="pt_PT" w:bidi="pt_PT"/>
-          </w:rPr>
-          <w:rPr>
-            <w:color w:val="0000EE"/>
-            <w:u w:val="single"/>
-          </w:rPr>
-          <w:t>13–14</w:t>
-        </w:r>
-      </w:hyperlink>
+      <w:r>
+        <w:rPr>
+          <w:lang w:val="pt_PT" w:bidi="pt_PT"/>
+        </w:rPr>
+        <w:t>13–14</w:t>
+      </w:r>
       <w:r>
         <w:rPr>
           <w:lang w:val="pt_PT" w:bidi="pt_PT"/>
@@ -852,54 +720,36 @@
         </w:rPr>
         <w:t xml:space="preserve">O Espírito tornou-se disponível para os discípulos de Jesus após sua morte (veja </w:t>
       </w:r>
-      <w:hyperlink r:id="rId30">
-        <w:r>
-          <w:rPr>
-            <w:lang w:val="pt_PT" w:bidi="pt_PT"/>
-          </w:rPr>
-          <w:rPr>
-            <w:color w:val="0000EE"/>
-            <w:u w:val="single"/>
-          </w:rPr>
-          <w:t>João 7.39</w:t>
-        </w:r>
-      </w:hyperlink>
-      <w:r>
-        <w:rPr>
-          <w:lang w:val="pt_PT" w:bidi="pt_PT"/>
-        </w:rPr>
-        <w:t xml:space="preserve">; </w:t>
-      </w:r>
-      <w:hyperlink r:id="rId31">
-        <w:r>
-          <w:rPr>
-            <w:lang w:val="pt_PT" w:bidi="pt_PT"/>
-          </w:rPr>
-          <w:rPr>
-            <w:color w:val="0000EE"/>
-            <w:u w:val="single"/>
-          </w:rPr>
-          <w:t>20.22</w:t>
-        </w:r>
-      </w:hyperlink>
+      <w:r>
+        <w:rPr>
+          <w:lang w:val="pt_PT" w:bidi="pt_PT"/>
+        </w:rPr>
+        <w:t>João 7.39</w:t>
+      </w:r>
+      <w:r>
+        <w:rPr>
+          <w:lang w:val="pt_PT" w:bidi="pt_PT"/>
+        </w:rPr>
+        <w:t xml:space="preserve">; </w:t>
+      </w:r>
+      <w:r>
+        <w:rPr>
+          <w:lang w:val="pt_PT" w:bidi="pt_PT"/>
+        </w:rPr>
+        <w:t>20.22</w:t>
+      </w:r>
       <w:r>
         <w:rPr>
           <w:lang w:val="pt_PT" w:bidi="pt_PT"/>
         </w:rPr>
         <w:t>). O Espírito agora continua a obra e a presença de Jesus na vida dos cristãos (</w:t>
       </w:r>
-      <w:hyperlink r:id="rId32">
-        <w:r>
-          <w:rPr>
-            <w:lang w:val="pt_PT" w:bidi="pt_PT"/>
-          </w:rPr>
-          <w:rPr>
-            <w:color w:val="0000EE"/>
-            <w:u w:val="single"/>
-          </w:rPr>
-          <w:t>14.16–26</w:t>
-        </w:r>
-      </w:hyperlink>
+      <w:r>
+        <w:rPr>
+          <w:lang w:val="pt_PT" w:bidi="pt_PT"/>
+        </w:rPr>
+        <w:t>14.16–26</w:t>
+      </w:r>
       <w:r>
         <w:rPr>
           <w:lang w:val="pt_PT" w:bidi="pt_PT"/>
@@ -929,288 +779,192 @@
           <w:lang w:val="pt_PT" w:bidi="pt_PT"/>
         </w:rPr>
       </w:r>
-      <w:hyperlink r:id="rId33">
-        <w:r>
-          <w:rPr>
-            <w:lang w:val="pt_PT" w:bidi="pt_PT"/>
-          </w:rPr>
-          <w:rPr>
-            <w:color w:val="0000EE"/>
-            <w:u w:val="single"/>
-          </w:rPr>
-          <w:t>1 Samuel 2.25</w:t>
-        </w:r>
-      </w:hyperlink>
-      <w:r>
-        <w:rPr>
-          <w:lang w:val="pt_PT" w:bidi="pt_PT"/>
-        </w:rPr>
-        <w:t xml:space="preserve">; </w:t>
-      </w:r>
-      <w:hyperlink r:id="rId34">
-        <w:r>
-          <w:rPr>
-            <w:lang w:val="pt_PT" w:bidi="pt_PT"/>
-          </w:rPr>
-          <w:rPr>
-            <w:color w:val="0000EE"/>
-            <w:u w:val="single"/>
-          </w:rPr>
-          <w:t>24.15</w:t>
-        </w:r>
-      </w:hyperlink>
-      <w:r>
-        <w:rPr>
-          <w:lang w:val="pt_PT" w:bidi="pt_PT"/>
-        </w:rPr>
-        <w:t xml:space="preserve">; </w:t>
-      </w:r>
-      <w:hyperlink r:id="rId35">
-        <w:r>
-          <w:rPr>
-            <w:lang w:val="pt_PT" w:bidi="pt_PT"/>
-          </w:rPr>
-          <w:rPr>
-            <w:color w:val="0000EE"/>
-            <w:u w:val="single"/>
-          </w:rPr>
-          <w:t>2 Samuel 15.12</w:t>
-        </w:r>
-      </w:hyperlink>
-      <w:r>
-        <w:rPr>
-          <w:lang w:val="pt_PT" w:bidi="pt_PT"/>
-        </w:rPr>
-        <w:t xml:space="preserve">; </w:t>
-      </w:r>
-      <w:hyperlink r:id="rId36">
-        <w:r>
-          <w:rPr>
-            <w:lang w:val="pt_PT" w:bidi="pt_PT"/>
-          </w:rPr>
-          <w:rPr>
-            <w:color w:val="0000EE"/>
-            <w:u w:val="single"/>
-          </w:rPr>
-          <w:t>1 Reis 12.6–14</w:t>
-        </w:r>
-      </w:hyperlink>
-      <w:r>
-        <w:rPr>
-          <w:lang w:val="pt_PT" w:bidi="pt_PT"/>
-        </w:rPr>
-        <w:t xml:space="preserve">; </w:t>
-      </w:r>
-      <w:hyperlink r:id="rId37">
-        <w:r>
-          <w:rPr>
-            <w:lang w:val="pt_PT" w:bidi="pt_PT"/>
-          </w:rPr>
-          <w:rPr>
-            <w:color w:val="0000EE"/>
-            <w:u w:val="single"/>
-          </w:rPr>
-          <w:t>1 Coríntios 27.32</w:t>
-        </w:r>
-      </w:hyperlink>
-      <w:r>
-        <w:rPr>
-          <w:lang w:val="pt_PT" w:bidi="pt_PT"/>
-        </w:rPr>
-        <w:t xml:space="preserve">; </w:t>
-      </w:r>
-      <w:hyperlink r:id="rId38">
-        <w:r>
-          <w:rPr>
-            <w:lang w:val="pt_PT" w:bidi="pt_PT"/>
-          </w:rPr>
-          <w:rPr>
-            <w:color w:val="0000EE"/>
-            <w:u w:val="single"/>
-          </w:rPr>
-          <w:t>Jó 16.18–22</w:t>
-        </w:r>
-      </w:hyperlink>
-      <w:r>
-        <w:rPr>
-          <w:lang w:val="pt_PT" w:bidi="pt_PT"/>
-        </w:rPr>
-        <w:t xml:space="preserve">; </w:t>
-      </w:r>
-      <w:hyperlink r:id="rId39">
-        <w:r>
-          <w:rPr>
-            <w:lang w:val="pt_PT" w:bidi="pt_PT"/>
-          </w:rPr>
-          <w:rPr>
-            <w:color w:val="0000EE"/>
-            <w:u w:val="single"/>
-          </w:rPr>
-          <w:t>Isaías 1.26</w:t>
-        </w:r>
-      </w:hyperlink>
-      <w:r>
-        <w:rPr>
-          <w:lang w:val="pt_PT" w:bidi="pt_PT"/>
-        </w:rPr>
-        <w:t xml:space="preserve">; </w:t>
-      </w:r>
-      <w:hyperlink r:id="rId40">
-        <w:r>
-          <w:rPr>
-            <w:lang w:val="pt_PT" w:bidi="pt_PT"/>
-          </w:rPr>
-          <w:rPr>
-            <w:color w:val="0000EE"/>
-            <w:u w:val="single"/>
-          </w:rPr>
-          <w:t>9.6</w:t>
-        </w:r>
-      </w:hyperlink>
-      <w:r>
-        <w:rPr>
-          <w:lang w:val="pt_PT" w:bidi="pt_PT"/>
-        </w:rPr>
-        <w:t xml:space="preserve">; </w:t>
-      </w:r>
-      <w:hyperlink r:id="rId41">
-        <w:r>
-          <w:rPr>
-            <w:lang w:val="pt_PT" w:bidi="pt_PT"/>
-          </w:rPr>
-          <w:rPr>
-            <w:color w:val="0000EE"/>
-            <w:u w:val="single"/>
-          </w:rPr>
-          <w:t>João 14.1–16.15</w:t>
-        </w:r>
-      </w:hyperlink>
-      <w:r>
-        <w:rPr>
-          <w:lang w:val="pt_PT" w:bidi="pt_PT"/>
-        </w:rPr>
-        <w:t xml:space="preserve">; </w:t>
-      </w:r>
-      <w:hyperlink r:id="rId42">
-        <w:r>
-          <w:rPr>
-            <w:lang w:val="pt_PT" w:bidi="pt_PT"/>
-          </w:rPr>
-          <w:rPr>
-            <w:color w:val="0000EE"/>
-            <w:u w:val="single"/>
-          </w:rPr>
-          <w:t>Gálatas 3.19–20</w:t>
-        </w:r>
-      </w:hyperlink>
-      <w:r>
-        <w:rPr>
-          <w:lang w:val="pt_PT" w:bidi="pt_PT"/>
-        </w:rPr>
-        <w:t xml:space="preserve">; </w:t>
-      </w:r>
-      <w:hyperlink r:id="rId43">
-        <w:r>
-          <w:rPr>
-            <w:lang w:val="pt_PT" w:bidi="pt_PT"/>
-          </w:rPr>
-          <w:rPr>
-            <w:color w:val="0000EE"/>
-            <w:u w:val="single"/>
-          </w:rPr>
-          <w:t>6.13</w:t>
-        </w:r>
-      </w:hyperlink>
-      <w:r>
-        <w:rPr>
-          <w:lang w:val="pt_PT" w:bidi="pt_PT"/>
-        </w:rPr>
-        <w:t xml:space="preserve">; </w:t>
-      </w:r>
-      <w:hyperlink r:id="rId44">
-        <w:r>
-          <w:rPr>
-            <w:lang w:val="pt_PT" w:bidi="pt_PT"/>
-          </w:rPr>
-          <w:rPr>
-            <w:color w:val="0000EE"/>
-            <w:u w:val="single"/>
-          </w:rPr>
-          <w:t>1 Timóteo 2.5</w:t>
-        </w:r>
-      </w:hyperlink>
-      <w:r>
-        <w:rPr>
-          <w:lang w:val="pt_PT" w:bidi="pt_PT"/>
-        </w:rPr>
-        <w:t xml:space="preserve">; </w:t>
-      </w:r>
-      <w:hyperlink r:id="rId45">
-        <w:r>
-          <w:rPr>
-            <w:lang w:val="pt_PT" w:bidi="pt_PT"/>
-          </w:rPr>
-          <w:rPr>
-            <w:color w:val="0000EE"/>
-            <w:u w:val="single"/>
-          </w:rPr>
-          <w:t>Hebreus 8.6</w:t>
-        </w:r>
-      </w:hyperlink>
-      <w:r>
-        <w:rPr>
-          <w:lang w:val="pt_PT" w:bidi="pt_PT"/>
-        </w:rPr>
-        <w:t xml:space="preserve">; </w:t>
-      </w:r>
-      <w:hyperlink r:id="rId46">
-        <w:r>
-          <w:rPr>
-            <w:lang w:val="pt_PT" w:bidi="pt_PT"/>
-          </w:rPr>
-          <w:rPr>
-            <w:color w:val="0000EE"/>
-            <w:u w:val="single"/>
-          </w:rPr>
-          <w:t>9.15</w:t>
-        </w:r>
-      </w:hyperlink>
-      <w:r>
-        <w:rPr>
-          <w:lang w:val="pt_PT" w:bidi="pt_PT"/>
-        </w:rPr>
-        <w:t xml:space="preserve">; </w:t>
-      </w:r>
-      <w:hyperlink r:id="rId47">
-        <w:r>
-          <w:rPr>
-            <w:lang w:val="pt_PT" w:bidi="pt_PT"/>
-          </w:rPr>
-          <w:rPr>
-            <w:color w:val="0000EE"/>
-            <w:u w:val="single"/>
-          </w:rPr>
-          <w:t>12.24</w:t>
-        </w:r>
-      </w:hyperlink>
-      <w:r>
-        <w:rPr>
-          <w:lang w:val="pt_PT" w:bidi="pt_PT"/>
-        </w:rPr>
-        <w:t xml:space="preserve">; </w:t>
-      </w:r>
-      <w:hyperlink r:id="rId25">
-        <w:r>
-          <w:rPr>
-            <w:lang w:val="pt_PT" w:bidi="pt_PT"/>
-          </w:rPr>
-          <w:rPr>
-            <w:color w:val="0000EE"/>
-            <w:u w:val="single"/>
-          </w:rPr>
-          <w:t>1 João 2.1</w:t>
-        </w:r>
-      </w:hyperlink>
+      <w:r>
+        <w:rPr>
+          <w:lang w:val="pt_PT" w:bidi="pt_PT"/>
+        </w:rPr>
+        <w:t>1 Samuel 2.25</w:t>
+      </w:r>
+      <w:r>
+        <w:rPr>
+          <w:lang w:val="pt_PT" w:bidi="pt_PT"/>
+        </w:rPr>
+        <w:t xml:space="preserve">; </w:t>
+      </w:r>
+      <w:r>
+        <w:rPr>
+          <w:lang w:val="pt_PT" w:bidi="pt_PT"/>
+        </w:rPr>
+        <w:t>24.15</w:t>
+      </w:r>
+      <w:r>
+        <w:rPr>
+          <w:lang w:val="pt_PT" w:bidi="pt_PT"/>
+        </w:rPr>
+        <w:t xml:space="preserve">; </w:t>
+      </w:r>
+      <w:r>
+        <w:rPr>
+          <w:lang w:val="pt_PT" w:bidi="pt_PT"/>
+        </w:rPr>
+        <w:t>2 Samuel 15.12</w:t>
+      </w:r>
+      <w:r>
+        <w:rPr>
+          <w:lang w:val="pt_PT" w:bidi="pt_PT"/>
+        </w:rPr>
+        <w:t xml:space="preserve">; </w:t>
+      </w:r>
+      <w:r>
+        <w:rPr>
+          <w:lang w:val="pt_PT" w:bidi="pt_PT"/>
+        </w:rPr>
+        <w:t>1 Reis 12.6–14</w:t>
+      </w:r>
+      <w:r>
+        <w:rPr>
+          <w:lang w:val="pt_PT" w:bidi="pt_PT"/>
+        </w:rPr>
+        <w:t xml:space="preserve">; </w:t>
+      </w:r>
+      <w:r>
+        <w:rPr>
+          <w:lang w:val="pt_PT" w:bidi="pt_PT"/>
+        </w:rPr>
+        <w:t>1 Coríntios 27.32</w:t>
+      </w:r>
+      <w:r>
+        <w:rPr>
+          <w:lang w:val="pt_PT" w:bidi="pt_PT"/>
+        </w:rPr>
+        <w:t xml:space="preserve">; </w:t>
+      </w:r>
+      <w:r>
+        <w:rPr>
+          <w:lang w:val="pt_PT" w:bidi="pt_PT"/>
+        </w:rPr>
+        <w:t>Jó 16.18–22</w:t>
+      </w:r>
+      <w:r>
+        <w:rPr>
+          <w:lang w:val="pt_PT" w:bidi="pt_PT"/>
+        </w:rPr>
+        <w:t xml:space="preserve">; </w:t>
+      </w:r>
+      <w:r>
+        <w:rPr>
+          <w:lang w:val="pt_PT" w:bidi="pt_PT"/>
+        </w:rPr>
+        <w:t>Isaías 1.26</w:t>
+      </w:r>
+      <w:r>
+        <w:rPr>
+          <w:lang w:val="pt_PT" w:bidi="pt_PT"/>
+        </w:rPr>
+        <w:t xml:space="preserve">; </w:t>
+      </w:r>
+      <w:r>
+        <w:rPr>
+          <w:lang w:val="pt_PT" w:bidi="pt_PT"/>
+        </w:rPr>
+        <w:t>9.6</w:t>
+      </w:r>
+      <w:r>
+        <w:rPr>
+          <w:lang w:val="pt_PT" w:bidi="pt_PT"/>
+        </w:rPr>
+        <w:t xml:space="preserve">; </w:t>
+      </w:r>
+      <w:r>
+        <w:rPr>
+          <w:lang w:val="pt_PT" w:bidi="pt_PT"/>
+        </w:rPr>
+        <w:t>João 14.1–16.15</w:t>
+      </w:r>
+      <w:r>
+        <w:rPr>
+          <w:lang w:val="pt_PT" w:bidi="pt_PT"/>
+        </w:rPr>
+        <w:t xml:space="preserve">; </w:t>
+      </w:r>
+      <w:r>
+        <w:rPr>
+          <w:lang w:val="pt_PT" w:bidi="pt_PT"/>
+        </w:rPr>
+        <w:t>Gálatas 3.19–20</w:t>
+      </w:r>
+      <w:r>
+        <w:rPr>
+          <w:lang w:val="pt_PT" w:bidi="pt_PT"/>
+        </w:rPr>
+        <w:t xml:space="preserve">; </w:t>
+      </w:r>
+      <w:r>
+        <w:rPr>
+          <w:lang w:val="pt_PT" w:bidi="pt_PT"/>
+        </w:rPr>
+        <w:t>6.13</w:t>
+      </w:r>
+      <w:r>
+        <w:rPr>
+          <w:lang w:val="pt_PT" w:bidi="pt_PT"/>
+        </w:rPr>
+        <w:t xml:space="preserve">; </w:t>
+      </w:r>
+      <w:r>
+        <w:rPr>
+          <w:lang w:val="pt_PT" w:bidi="pt_PT"/>
+        </w:rPr>
+        <w:t>1 Timóteo 2.5</w:t>
+      </w:r>
+      <w:r>
+        <w:rPr>
+          <w:lang w:val="pt_PT" w:bidi="pt_PT"/>
+        </w:rPr>
+        <w:t xml:space="preserve">; </w:t>
+      </w:r>
+      <w:r>
+        <w:rPr>
+          <w:lang w:val="pt_PT" w:bidi="pt_PT"/>
+        </w:rPr>
+        <w:t>Hebreus 8.6</w:t>
+      </w:r>
+      <w:r>
+        <w:rPr>
+          <w:lang w:val="pt_PT" w:bidi="pt_PT"/>
+        </w:rPr>
+        <w:t xml:space="preserve">; </w:t>
+      </w:r>
+      <w:r>
+        <w:rPr>
+          <w:lang w:val="pt_PT" w:bidi="pt_PT"/>
+        </w:rPr>
+        <w:t>9.15</w:t>
+      </w:r>
+      <w:r>
+        <w:rPr>
+          <w:lang w:val="pt_PT" w:bidi="pt_PT"/>
+        </w:rPr>
+        <w:t xml:space="preserve">; </w:t>
+      </w:r>
+      <w:r>
+        <w:rPr>
+          <w:lang w:val="pt_PT" w:bidi="pt_PT"/>
+        </w:rPr>
+        <w:t>12.24</w:t>
+      </w:r>
+      <w:r>
+        <w:rPr>
+          <w:lang w:val="pt_PT" w:bidi="pt_PT"/>
+        </w:rPr>
+        <w:t xml:space="preserve">; </w:t>
+      </w:r>
+      <w:r>
+        <w:rPr>
+          <w:lang w:val="pt_PT" w:bidi="pt_PT"/>
+        </w:rPr>
+        <w:t>1 João 2.1</w:t>
+      </w:r>
       <w:r>
         <w:rPr>
           <w:lang w:val="pt_PT" w:bidi="pt_PT"/>
@@ -1259,126 +1013,84 @@
         </w:rPr>
         <w:t>A aliança é uma promessa ou acordo entre dois grupos ou pessoas que geralmente inclui responsabilidades para cada lado. Deus fez uma aliança com o povo de Israel através de Moisés e a entrega da lei (</w:t>
       </w:r>
-      <w:hyperlink r:id="rId48">
-        <w:r>
-          <w:rPr>
-            <w:lang w:val="pt_PT" w:bidi="pt_PT"/>
-          </w:rPr>
-          <w:rPr>
-            <w:color w:val="0000EE"/>
-            <w:u w:val="single"/>
-          </w:rPr>
-          <w:t>Êxodo 19–24</w:t>
-        </w:r>
-      </w:hyperlink>
+      <w:r>
+        <w:rPr>
+          <w:lang w:val="pt_PT" w:bidi="pt_PT"/>
+        </w:rPr>
+        <w:t>Êxodo 19–24</w:t>
+      </w:r>
       <w:r>
         <w:rPr>
           <w:lang w:val="pt_PT" w:bidi="pt_PT"/>
         </w:rPr>
         <w:t>). Mais tarde, Deus prometeu estabelecer uma nova aliança com seu povo (</w:t>
       </w:r>
-      <w:hyperlink r:id="rId49">
-        <w:r>
-          <w:rPr>
-            <w:lang w:val="pt_PT" w:bidi="pt_PT"/>
-          </w:rPr>
-          <w:rPr>
-            <w:color w:val="0000EE"/>
-            <w:u w:val="single"/>
-          </w:rPr>
-          <w:t>Jeremias 31.31–34</w:t>
-        </w:r>
-      </w:hyperlink>
+      <w:r>
+        <w:rPr>
+          <w:lang w:val="pt_PT" w:bidi="pt_PT"/>
+        </w:rPr>
+        <w:t>Jeremias 31.31–34</w:t>
+      </w:r>
       <w:r>
         <w:rPr>
           <w:lang w:val="pt_PT" w:bidi="pt_PT"/>
         </w:rPr>
         <w:t xml:space="preserve">). Jesus iniciou esta nova aliança (veja </w:t>
       </w:r>
-      <w:hyperlink r:id="rId50">
-        <w:r>
-          <w:rPr>
-            <w:lang w:val="pt_PT" w:bidi="pt_PT"/>
-          </w:rPr>
-          <w:rPr>
-            <w:color w:val="0000EE"/>
-            <w:u w:val="single"/>
-          </w:rPr>
-          <w:t>Lucas 22.19–20</w:t>
-        </w:r>
-      </w:hyperlink>
+      <w:r>
+        <w:rPr>
+          <w:lang w:val="pt_PT" w:bidi="pt_PT"/>
+        </w:rPr>
+        <w:t>Lucas 22.19–20</w:t>
+      </w:r>
       <w:r>
         <w:rPr>
           <w:lang w:val="pt_PT" w:bidi="pt_PT"/>
         </w:rPr>
         <w:t>). Ele remove "o véu" da antiga aliança (</w:t>
       </w:r>
-      <w:hyperlink r:id="rId51">
-        <w:r>
-          <w:rPr>
-            <w:lang w:val="pt_PT" w:bidi="pt_PT"/>
-          </w:rPr>
-          <w:rPr>
-            <w:color w:val="0000EE"/>
-            <w:u w:val="single"/>
-          </w:rPr>
-          <w:t>2 Coríntios 3.14</w:t>
-        </w:r>
-      </w:hyperlink>
+      <w:r>
+        <w:rPr>
+          <w:lang w:val="pt_PT" w:bidi="pt_PT"/>
+        </w:rPr>
+        <w:t>2 Coríntios 3.14</w:t>
+      </w:r>
       <w:r>
         <w:rPr>
           <w:lang w:val="pt_PT" w:bidi="pt_PT"/>
         </w:rPr>
         <w:t xml:space="preserve">). O apóstolo Paulo usa a história da criação de </w:t>
       </w:r>
-      <w:hyperlink r:id="rId52">
-        <w:r>
-          <w:rPr>
-            <w:lang w:val="pt_PT" w:bidi="pt_PT"/>
-          </w:rPr>
-          <w:rPr>
-            <w:color w:val="0000EE"/>
-            <w:u w:val="single"/>
-          </w:rPr>
-          <w:t>Gênesis 1–2</w:t>
-        </w:r>
-      </w:hyperlink>
+      <w:r>
+        <w:rPr>
+          <w:lang w:val="pt_PT" w:bidi="pt_PT"/>
+        </w:rPr>
+        <w:t>Gênesis 1–2</w:t>
+      </w:r>
       <w:r>
         <w:rPr>
           <w:lang w:val="pt_PT" w:bidi="pt_PT"/>
         </w:rPr>
         <w:t xml:space="preserve"> para explicar que o Deus da criação é também o Deus de "uma nova criação" (</w:t>
       </w:r>
-      <w:hyperlink r:id="rId53">
-        <w:r>
-          <w:rPr>
-            <w:lang w:val="pt_PT" w:bidi="pt_PT"/>
-          </w:rPr>
-          <w:rPr>
-            <w:color w:val="0000EE"/>
-            <w:u w:val="single"/>
-          </w:rPr>
-          <w:t>2 Coríntios 4.4–6</w:t>
-        </w:r>
-      </w:hyperlink>
-      <w:r>
-        <w:rPr>
-          <w:lang w:val="pt_PT" w:bidi="pt_PT"/>
-        </w:rPr>
-        <w:t xml:space="preserve">; </w:t>
-      </w:r>
-      <w:hyperlink r:id="rId54">
-        <w:r>
-          <w:rPr>
-            <w:lang w:val="pt_PT" w:bidi="pt_PT"/>
-          </w:rPr>
-          <w:rPr>
-            <w:color w:val="0000EE"/>
-            <w:u w:val="single"/>
-          </w:rPr>
-          <w:t>5.17</w:t>
-        </w:r>
-      </w:hyperlink>
+      <w:r>
+        <w:rPr>
+          <w:lang w:val="pt_PT" w:bidi="pt_PT"/>
+        </w:rPr>
+        <w:t>2 Coríntios 4.4–6</w:t>
+      </w:r>
+      <w:r>
+        <w:rPr>
+          <w:lang w:val="pt_PT" w:bidi="pt_PT"/>
+        </w:rPr>
+        <w:t xml:space="preserve">; </w:t>
+      </w:r>
+      <w:r>
+        <w:rPr>
+          <w:lang w:val="pt_PT" w:bidi="pt_PT"/>
+        </w:rPr>
+        <w:t>5.17</w:t>
+      </w:r>
       <w:r>
         <w:rPr>
           <w:lang w:val="pt_PT" w:bidi="pt_PT"/>
@@ -1399,90 +1111,60 @@
         </w:rPr>
         <w:t>No novo pacto, Deus, o Pai de nosso Senhor Jesus Cristo, é também nosso Pai porque nos adotou espiritualmente (</w:t>
       </w:r>
-      <w:hyperlink r:id="rId55">
-        <w:r>
-          <w:rPr>
-            <w:lang w:val="pt_PT" w:bidi="pt_PT"/>
-          </w:rPr>
-          <w:rPr>
-            <w:color w:val="0000EE"/>
-            <w:u w:val="single"/>
-          </w:rPr>
-          <w:t>2 Coríntios 1.3</w:t>
-        </w:r>
-      </w:hyperlink>
-      <w:r>
-        <w:rPr>
-          <w:lang w:val="pt_PT" w:bidi="pt_PT"/>
-        </w:rPr>
-        <w:t xml:space="preserve">; </w:t>
-      </w:r>
-      <w:hyperlink r:id="rId56">
-        <w:r>
-          <w:rPr>
-            <w:lang w:val="pt_PT" w:bidi="pt_PT"/>
-          </w:rPr>
-          <w:rPr>
-            <w:color w:val="0000EE"/>
-            <w:u w:val="single"/>
-          </w:rPr>
-          <w:t>Gálatas 3.26–4.7</w:t>
-        </w:r>
-      </w:hyperlink>
+      <w:r>
+        <w:rPr>
+          <w:lang w:val="pt_PT" w:bidi="pt_PT"/>
+        </w:rPr>
+        <w:t>2 Coríntios 1.3</w:t>
+      </w:r>
+      <w:r>
+        <w:rPr>
+          <w:lang w:val="pt_PT" w:bidi="pt_PT"/>
+        </w:rPr>
+        <w:t xml:space="preserve">; </w:t>
+      </w:r>
+      <w:r>
+        <w:rPr>
+          <w:lang w:val="pt_PT" w:bidi="pt_PT"/>
+        </w:rPr>
+        <w:t>Gálatas 3.26–4.7</w:t>
+      </w:r>
       <w:r>
         <w:rPr>
           <w:lang w:val="pt_PT" w:bidi="pt_PT"/>
         </w:rPr>
         <w:t>). Ele é o Deus fiel cujas promessas do Antigo Testamento se cumprem em Cristo (</w:t>
       </w:r>
-      <w:hyperlink r:id="rId57">
-        <w:r>
-          <w:rPr>
-            <w:lang w:val="pt_PT" w:bidi="pt_PT"/>
-          </w:rPr>
-          <w:rPr>
-            <w:color w:val="0000EE"/>
-            <w:u w:val="single"/>
-          </w:rPr>
-          <w:t>2 Coríntios 1.18–22</w:t>
-        </w:r>
-      </w:hyperlink>
+      <w:r>
+        <w:rPr>
+          <w:lang w:val="pt_PT" w:bidi="pt_PT"/>
+        </w:rPr>
+        <w:t>2 Coríntios 1.18–22</w:t>
+      </w:r>
       <w:r>
         <w:rPr>
           <w:lang w:val="pt_PT" w:bidi="pt_PT"/>
         </w:rPr>
         <w:t>). Ele é o autor da reconciliação. Cristo se tornou o meio pelo qual Deus reconciliou o mundo pecaminoso consigo mesmo (</w:t>
       </w:r>
-      <w:hyperlink r:id="rId58">
-        <w:r>
-          <w:rPr>
-            <w:lang w:val="pt_PT" w:bidi="pt_PT"/>
-          </w:rPr>
-          <w:rPr>
-            <w:color w:val="0000EE"/>
-            <w:u w:val="single"/>
-          </w:rPr>
-          <w:t>5.18–21</w:t>
-        </w:r>
-      </w:hyperlink>
+      <w:r>
+        <w:rPr>
+          <w:lang w:val="pt_PT" w:bidi="pt_PT"/>
+        </w:rPr>
+        <w:t>5.18–21</w:t>
+      </w:r>
       <w:r>
         <w:rPr>
           <w:lang w:val="pt_PT" w:bidi="pt_PT"/>
         </w:rPr>
         <w:t xml:space="preserve">). Jesus Cristo se tornou um ser humano (veja </w:t>
       </w:r>
-      <w:hyperlink r:id="rId59">
-        <w:r>
-          <w:rPr>
-            <w:lang w:val="pt_PT" w:bidi="pt_PT"/>
-          </w:rPr>
-          <w:rPr>
-            <w:color w:val="0000EE"/>
-            <w:u w:val="single"/>
-          </w:rPr>
-          <w:t>8.9</w:t>
-        </w:r>
-      </w:hyperlink>
+      <w:r>
+        <w:rPr>
+          <w:lang w:val="pt_PT" w:bidi="pt_PT"/>
+        </w:rPr>
+        <w:t>8.9</w:t>
+      </w:r>
       <w:r>
         <w:rPr>
           <w:lang w:val="pt_PT" w:bidi="pt_PT"/>
@@ -1503,108 +1185,72 @@
         </w:rPr>
         <w:t>Sob a nova aliança, Deus envia seu Espírito para habitar entre seu povo. O Espírito concede aos cristãos vida, liberdade e a capacidade de obedecer a Cristo (</w:t>
       </w:r>
-      <w:hyperlink r:id="rId60">
-        <w:r>
-          <w:rPr>
-            <w:lang w:val="pt_PT" w:bidi="pt_PT"/>
-          </w:rPr>
-          <w:rPr>
-            <w:color w:val="0000EE"/>
-            <w:u w:val="single"/>
-          </w:rPr>
-          <w:t>3.6</w:t>
-        </w:r>
-      </w:hyperlink>
+      <w:r>
+        <w:rPr>
+          <w:lang w:val="pt_PT" w:bidi="pt_PT"/>
+        </w:rPr>
+        <w:t>3.6</w:t>
+      </w:r>
       <w:r>
         <w:rPr>
           <w:lang w:val="pt_PT" w:bidi="pt_PT"/>
         </w:rPr>
         <w:t>,</w:t>
       </w:r>
-      <w:hyperlink r:id="rId61">
-        <w:r>
-          <w:rPr>
-            <w:lang w:val="pt_PT" w:bidi="pt_PT"/>
-          </w:rPr>
-          <w:rPr>
-            <w:color w:val="0000EE"/>
-            <w:u w:val="single"/>
-          </w:rPr>
-          <w:t>17–18</w:t>
-        </w:r>
-      </w:hyperlink>
+      <w:r>
+        <w:rPr>
+          <w:lang w:val="pt_PT" w:bidi="pt_PT"/>
+        </w:rPr>
+        <w:t>17–18</w:t>
+      </w:r>
       <w:r>
         <w:rPr>
           <w:lang w:val="pt_PT" w:bidi="pt_PT"/>
         </w:rPr>
         <w:t>). O Espírito nos une a Cristo e garante nossa completa salvação na ressurreição (</w:t>
       </w:r>
-      <w:hyperlink r:id="rId62">
-        <w:r>
-          <w:rPr>
-            <w:lang w:val="pt_PT" w:bidi="pt_PT"/>
-          </w:rPr>
-          <w:rPr>
-            <w:color w:val="0000EE"/>
-            <w:u w:val="single"/>
-          </w:rPr>
-          <w:t>1.22</w:t>
-        </w:r>
-      </w:hyperlink>
-      <w:r>
-        <w:rPr>
-          <w:lang w:val="pt_PT" w:bidi="pt_PT"/>
-        </w:rPr>
-        <w:t xml:space="preserve">; </w:t>
-      </w:r>
-      <w:hyperlink r:id="rId63">
-        <w:r>
-          <w:rPr>
-            <w:lang w:val="pt_PT" w:bidi="pt_PT"/>
-          </w:rPr>
-          <w:rPr>
-            <w:color w:val="0000EE"/>
-            <w:u w:val="single"/>
-          </w:rPr>
-          <w:t>5.1–5</w:t>
-        </w:r>
-      </w:hyperlink>
+      <w:r>
+        <w:rPr>
+          <w:lang w:val="pt_PT" w:bidi="pt_PT"/>
+        </w:rPr>
+        <w:t>1.22</w:t>
+      </w:r>
+      <w:r>
+        <w:rPr>
+          <w:lang w:val="pt_PT" w:bidi="pt_PT"/>
+        </w:rPr>
+        <w:t xml:space="preserve">; </w:t>
+      </w:r>
+      <w:r>
+        <w:rPr>
+          <w:lang w:val="pt_PT" w:bidi="pt_PT"/>
+        </w:rPr>
+        <w:t>5.1–5</w:t>
+      </w:r>
       <w:r>
         <w:rPr>
           <w:lang w:val="pt_PT" w:bidi="pt_PT"/>
         </w:rPr>
         <w:t>). É quando os corpos mortais dos cristãos serão transformados em corpos glorificados (</w:t>
       </w:r>
-      <w:hyperlink r:id="rId64">
-        <w:r>
-          <w:rPr>
-            <w:lang w:val="pt_PT" w:bidi="pt_PT"/>
-          </w:rPr>
-          <w:rPr>
-            <w:color w:val="0000EE"/>
-            <w:u w:val="single"/>
-          </w:rPr>
-          <w:t>1 Coríntios 15.42–57</w:t>
-        </w:r>
-      </w:hyperlink>
+      <w:r>
+        <w:rPr>
+          <w:lang w:val="pt_PT" w:bidi="pt_PT"/>
+        </w:rPr>
+        <w:t>1 Coríntios 15.42–57</w:t>
+      </w:r>
       <w:r>
         <w:rPr>
           <w:lang w:val="pt_PT" w:bidi="pt_PT"/>
         </w:rPr>
         <w:t xml:space="preserve">). Paulo explica essa esperança de forma completa em </w:t>
       </w:r>
-      <w:hyperlink r:id="rId65">
-        <w:r>
-          <w:rPr>
-            <w:lang w:val="pt_PT" w:bidi="pt_PT"/>
-          </w:rPr>
-          <w:rPr>
-            <w:color w:val="0000EE"/>
-            <w:u w:val="single"/>
-          </w:rPr>
-          <w:t>2 Coríntios 5.1–10</w:t>
-        </w:r>
-      </w:hyperlink>
+      <w:r>
+        <w:rPr>
+          <w:lang w:val="pt_PT" w:bidi="pt_PT"/>
+        </w:rPr>
+        <w:t>2 Coríntios 5.1–10</w:t>
+      </w:r>
       <w:r>
         <w:rPr>
           <w:lang w:val="pt_PT" w:bidi="pt_PT"/>
@@ -1634,342 +1280,228 @@
           <w:lang w:val="pt_PT" w:bidi="pt_PT"/>
         </w:rPr>
       </w:r>
-      <w:hyperlink r:id="rId66">
-        <w:r>
-          <w:rPr>
-            <w:lang w:val="pt_PT" w:bidi="pt_PT"/>
-          </w:rPr>
-          <w:rPr>
-            <w:color w:val="0000EE"/>
-            <w:u w:val="single"/>
-          </w:rPr>
-          <w:t>Gênesis 9.1–17</w:t>
-        </w:r>
-      </w:hyperlink>
-      <w:r>
-        <w:rPr>
-          <w:lang w:val="pt_PT" w:bidi="pt_PT"/>
-        </w:rPr>
-        <w:t xml:space="preserve">; </w:t>
-      </w:r>
-      <w:hyperlink r:id="rId67">
-        <w:r>
-          <w:rPr>
-            <w:lang w:val="pt_PT" w:bidi="pt_PT"/>
-          </w:rPr>
-          <w:rPr>
-            <w:color w:val="0000EE"/>
-            <w:u w:val="single"/>
-          </w:rPr>
-          <w:t>12.1–9</w:t>
-        </w:r>
-      </w:hyperlink>
-      <w:r>
-        <w:rPr>
-          <w:lang w:val="pt_PT" w:bidi="pt_PT"/>
-        </w:rPr>
-        <w:t xml:space="preserve">; </w:t>
-      </w:r>
-      <w:hyperlink r:id="rId68">
-        <w:r>
-          <w:rPr>
-            <w:lang w:val="pt_PT" w:bidi="pt_PT"/>
-          </w:rPr>
-          <w:rPr>
-            <w:color w:val="0000EE"/>
-            <w:u w:val="single"/>
-          </w:rPr>
-          <w:t>15.1–21</w:t>
-        </w:r>
-      </w:hyperlink>
-      <w:r>
-        <w:rPr>
-          <w:lang w:val="pt_PT" w:bidi="pt_PT"/>
-        </w:rPr>
-        <w:t xml:space="preserve">; </w:t>
-      </w:r>
-      <w:hyperlink r:id="rId69">
-        <w:r>
-          <w:rPr>
-            <w:lang w:val="pt_PT" w:bidi="pt_PT"/>
-          </w:rPr>
-          <w:rPr>
-            <w:color w:val="0000EE"/>
-            <w:u w:val="single"/>
-          </w:rPr>
-          <w:t>Êxodo 19.3–6</w:t>
-        </w:r>
-      </w:hyperlink>
-      <w:r>
-        <w:rPr>
-          <w:lang w:val="pt_PT" w:bidi="pt_PT"/>
-        </w:rPr>
-        <w:t xml:space="preserve">; </w:t>
-      </w:r>
-      <w:hyperlink r:id="rId70">
-        <w:r>
-          <w:rPr>
-            <w:lang w:val="pt_PT" w:bidi="pt_PT"/>
-          </w:rPr>
-          <w:rPr>
-            <w:color w:val="0000EE"/>
-            <w:u w:val="single"/>
-          </w:rPr>
-          <w:t>2 Samuel 7.5–16</w:t>
-        </w:r>
-      </w:hyperlink>
-      <w:r>
-        <w:rPr>
-          <w:lang w:val="pt_PT" w:bidi="pt_PT"/>
-        </w:rPr>
-        <w:t xml:space="preserve">; </w:t>
-      </w:r>
-      <w:hyperlink r:id="rId71">
-        <w:r>
-          <w:rPr>
-            <w:lang w:val="pt_PT" w:bidi="pt_PT"/>
-          </w:rPr>
-          <w:rPr>
-            <w:color w:val="0000EE"/>
-            <w:u w:val="single"/>
-          </w:rPr>
-          <w:t>1Cr 10.13–14</w:t>
-        </w:r>
-      </w:hyperlink>
-      <w:r>
-        <w:rPr>
-          <w:lang w:val="pt_PT" w:bidi="pt_PT"/>
-        </w:rPr>
-        <w:t xml:space="preserve">; </w:t>
-      </w:r>
-      <w:hyperlink r:id="rId72">
-        <w:r>
-          <w:rPr>
-            <w:lang w:val="pt_PT" w:bidi="pt_PT"/>
-          </w:rPr>
-          <w:rPr>
-            <w:color w:val="0000EE"/>
-            <w:u w:val="single"/>
-          </w:rPr>
-          <w:t>Isaías 59.20–21</w:t>
-        </w:r>
-      </w:hyperlink>
-      <w:r>
-        <w:rPr>
-          <w:lang w:val="pt_PT" w:bidi="pt_PT"/>
-        </w:rPr>
-        <w:t xml:space="preserve">; </w:t>
-      </w:r>
-      <w:hyperlink r:id="rId73">
-        <w:r>
-          <w:rPr>
-            <w:lang w:val="pt_PT" w:bidi="pt_PT"/>
-          </w:rPr>
-          <w:rPr>
-            <w:color w:val="0000EE"/>
-            <w:u w:val="single"/>
-          </w:rPr>
-          <w:t>65.17–25</w:t>
-        </w:r>
-      </w:hyperlink>
-      <w:r>
-        <w:rPr>
-          <w:lang w:val="pt_PT" w:bidi="pt_PT"/>
-        </w:rPr>
-        <w:t xml:space="preserve">; </w:t>
-      </w:r>
-      <w:hyperlink r:id="rId74">
-        <w:r>
-          <w:rPr>
-            <w:lang w:val="pt_PT" w:bidi="pt_PT"/>
-          </w:rPr>
-          <w:rPr>
-            <w:color w:val="0000EE"/>
-            <w:u w:val="single"/>
-          </w:rPr>
-          <w:t>Jeremias 2.1–3.10</w:t>
-        </w:r>
-      </w:hyperlink>
-      <w:r>
-        <w:rPr>
-          <w:lang w:val="pt_PT" w:bidi="pt_PT"/>
-        </w:rPr>
-        <w:t xml:space="preserve">; </w:t>
-      </w:r>
-      <w:hyperlink r:id="rId49">
-        <w:r>
-          <w:rPr>
-            <w:lang w:val="pt_PT" w:bidi="pt_PT"/>
-          </w:rPr>
-          <w:rPr>
-            <w:color w:val="0000EE"/>
-            <w:u w:val="single"/>
-          </w:rPr>
-          <w:t>31.31–34</w:t>
-        </w:r>
-      </w:hyperlink>
-      <w:r>
-        <w:rPr>
-          <w:lang w:val="pt_PT" w:bidi="pt_PT"/>
-        </w:rPr>
-        <w:t xml:space="preserve">; </w:t>
-      </w:r>
-      <w:hyperlink r:id="rId75">
-        <w:r>
-          <w:rPr>
-            <w:lang w:val="pt_PT" w:bidi="pt_PT"/>
-          </w:rPr>
-          <w:rPr>
-            <w:color w:val="0000EE"/>
-            <w:u w:val="single"/>
-          </w:rPr>
-          <w:t>Mateus 26.27–29</w:t>
-        </w:r>
-      </w:hyperlink>
-      <w:r>
-        <w:rPr>
-          <w:lang w:val="pt_PT" w:bidi="pt_PT"/>
-        </w:rPr>
-        <w:t xml:space="preserve">; </w:t>
-      </w:r>
-      <w:hyperlink r:id="rId76">
-        <w:r>
-          <w:rPr>
-            <w:lang w:val="pt_PT" w:bidi="pt_PT"/>
-          </w:rPr>
-          <w:rPr>
-            <w:color w:val="0000EE"/>
-            <w:u w:val="single"/>
-          </w:rPr>
-          <w:t>Lucas 22.20</w:t>
-        </w:r>
-      </w:hyperlink>
-      <w:r>
-        <w:rPr>
-          <w:lang w:val="pt_PT" w:bidi="pt_PT"/>
-        </w:rPr>
-        <w:t xml:space="preserve">; </w:t>
-      </w:r>
-      <w:hyperlink r:id="rId77">
-        <w:r>
-          <w:rPr>
-            <w:lang w:val="pt_PT" w:bidi="pt_PT"/>
-          </w:rPr>
-          <w:rPr>
-            <w:color w:val="0000EE"/>
-            <w:u w:val="single"/>
-          </w:rPr>
-          <w:t>1 Coríntios 11.23–32</w:t>
-        </w:r>
-      </w:hyperlink>
-      <w:r>
-        <w:rPr>
-          <w:lang w:val="pt_PT" w:bidi="pt_PT"/>
-        </w:rPr>
-        <w:t xml:space="preserve">; </w:t>
-      </w:r>
-      <w:hyperlink r:id="rId78">
-        <w:r>
-          <w:rPr>
-            <w:lang w:val="pt_PT" w:bidi="pt_PT"/>
-          </w:rPr>
-          <w:rPr>
-            <w:color w:val="0000EE"/>
-            <w:u w:val="single"/>
-          </w:rPr>
-          <w:t>2 Coríntios 3.4–18</w:t>
-        </w:r>
-      </w:hyperlink>
-      <w:r>
-        <w:rPr>
-          <w:lang w:val="pt_PT" w:bidi="pt_PT"/>
-        </w:rPr>
-        <w:t xml:space="preserve">; </w:t>
-      </w:r>
-      <w:hyperlink r:id="rId53">
-        <w:r>
-          <w:rPr>
-            <w:lang w:val="pt_PT" w:bidi="pt_PT"/>
-          </w:rPr>
-          <w:rPr>
-            <w:color w:val="0000EE"/>
-            <w:u w:val="single"/>
-          </w:rPr>
-          <w:t>4.4–6</w:t>
-        </w:r>
-      </w:hyperlink>
-      <w:r>
-        <w:rPr>
-          <w:lang w:val="pt_PT" w:bidi="pt_PT"/>
-        </w:rPr>
-        <w:t xml:space="preserve">; </w:t>
-      </w:r>
-      <w:hyperlink r:id="rId79">
-        <w:r>
-          <w:rPr>
-            <w:lang w:val="pt_PT" w:bidi="pt_PT"/>
-          </w:rPr>
-          <w:rPr>
-            <w:color w:val="0000EE"/>
-            <w:u w:val="single"/>
-          </w:rPr>
-          <w:t>Hebreus 8.6–13</w:t>
-        </w:r>
-      </w:hyperlink>
-      <w:r>
-        <w:rPr>
-          <w:lang w:val="pt_PT" w:bidi="pt_PT"/>
-        </w:rPr>
-        <w:t xml:space="preserve">; </w:t>
-      </w:r>
-      <w:hyperlink r:id="rId80">
-        <w:r>
-          <w:rPr>
-            <w:lang w:val="pt_PT" w:bidi="pt_PT"/>
-          </w:rPr>
-          <w:rPr>
-            <w:color w:val="0000EE"/>
-            <w:u w:val="single"/>
-          </w:rPr>
-          <w:t>9.11–28</w:t>
-        </w:r>
-      </w:hyperlink>
-      <w:r>
-        <w:rPr>
-          <w:lang w:val="pt_PT" w:bidi="pt_PT"/>
-        </w:rPr>
-        <w:t xml:space="preserve">; </w:t>
-      </w:r>
-      <w:hyperlink r:id="rId81">
-        <w:r>
-          <w:rPr>
-            <w:lang w:val="pt_PT" w:bidi="pt_PT"/>
-          </w:rPr>
-          <w:rPr>
-            <w:color w:val="0000EE"/>
-            <w:u w:val="single"/>
-          </w:rPr>
-          <w:t>10.1–25</w:t>
-        </w:r>
-      </w:hyperlink>
-      <w:r>
-        <w:rPr>
-          <w:lang w:val="pt_PT" w:bidi="pt_PT"/>
-        </w:rPr>
-        <w:t xml:space="preserve">; </w:t>
-      </w:r>
-      <w:hyperlink r:id="rId82">
-        <w:r>
-          <w:rPr>
-            <w:lang w:val="pt_PT" w:bidi="pt_PT"/>
-          </w:rPr>
-          <w:rPr>
-            <w:color w:val="0000EE"/>
-            <w:u w:val="single"/>
-          </w:rPr>
-          <w:t>12.18–24</w:t>
-        </w:r>
-      </w:hyperlink>
+      <w:r>
+        <w:rPr>
+          <w:lang w:val="pt_PT" w:bidi="pt_PT"/>
+        </w:rPr>
+        <w:t>Gênesis 9.1–17</w:t>
+      </w:r>
+      <w:r>
+        <w:rPr>
+          <w:lang w:val="pt_PT" w:bidi="pt_PT"/>
+        </w:rPr>
+        <w:t xml:space="preserve">; </w:t>
+      </w:r>
+      <w:r>
+        <w:rPr>
+          <w:lang w:val="pt_PT" w:bidi="pt_PT"/>
+        </w:rPr>
+        <w:t>12.1–9</w:t>
+      </w:r>
+      <w:r>
+        <w:rPr>
+          <w:lang w:val="pt_PT" w:bidi="pt_PT"/>
+        </w:rPr>
+        <w:t xml:space="preserve">; </w:t>
+      </w:r>
+      <w:r>
+        <w:rPr>
+          <w:lang w:val="pt_PT" w:bidi="pt_PT"/>
+        </w:rPr>
+        <w:t>15.1–21</w:t>
+      </w:r>
+      <w:r>
+        <w:rPr>
+          <w:lang w:val="pt_PT" w:bidi="pt_PT"/>
+        </w:rPr>
+        <w:t xml:space="preserve">; </w:t>
+      </w:r>
+      <w:r>
+        <w:rPr>
+          <w:lang w:val="pt_PT" w:bidi="pt_PT"/>
+        </w:rPr>
+        <w:t>Êxodo 19.3–6</w:t>
+      </w:r>
+      <w:r>
+        <w:rPr>
+          <w:lang w:val="pt_PT" w:bidi="pt_PT"/>
+        </w:rPr>
+        <w:t xml:space="preserve">; </w:t>
+      </w:r>
+      <w:r>
+        <w:rPr>
+          <w:lang w:val="pt_PT" w:bidi="pt_PT"/>
+        </w:rPr>
+        <w:t>2 Samuel 7.5–16</w:t>
+      </w:r>
+      <w:r>
+        <w:rPr>
+          <w:lang w:val="pt_PT" w:bidi="pt_PT"/>
+        </w:rPr>
+        <w:t xml:space="preserve">; </w:t>
+      </w:r>
+      <w:r>
+        <w:rPr>
+          <w:lang w:val="pt_PT" w:bidi="pt_PT"/>
+        </w:rPr>
+        <w:t>1Cr 10.13–14</w:t>
+      </w:r>
+      <w:r>
+        <w:rPr>
+          <w:lang w:val="pt_PT" w:bidi="pt_PT"/>
+        </w:rPr>
+        <w:t xml:space="preserve">; </w:t>
+      </w:r>
+      <w:r>
+        <w:rPr>
+          <w:lang w:val="pt_PT" w:bidi="pt_PT"/>
+        </w:rPr>
+        <w:t>Isaías 59.20–21</w:t>
+      </w:r>
+      <w:r>
+        <w:rPr>
+          <w:lang w:val="pt_PT" w:bidi="pt_PT"/>
+        </w:rPr>
+        <w:t xml:space="preserve">; </w:t>
+      </w:r>
+      <w:r>
+        <w:rPr>
+          <w:lang w:val="pt_PT" w:bidi="pt_PT"/>
+        </w:rPr>
+        <w:t>65.17–25</w:t>
+      </w:r>
+      <w:r>
+        <w:rPr>
+          <w:lang w:val="pt_PT" w:bidi="pt_PT"/>
+        </w:rPr>
+        <w:t xml:space="preserve">; </w:t>
+      </w:r>
+      <w:r>
+        <w:rPr>
+          <w:lang w:val="pt_PT" w:bidi="pt_PT"/>
+        </w:rPr>
+        <w:t>Jeremias 2.1–3.10</w:t>
+      </w:r>
+      <w:r>
+        <w:rPr>
+          <w:lang w:val="pt_PT" w:bidi="pt_PT"/>
+        </w:rPr>
+        <w:t xml:space="preserve">; </w:t>
+      </w:r>
+      <w:r>
+        <w:rPr>
+          <w:lang w:val="pt_PT" w:bidi="pt_PT"/>
+        </w:rPr>
+        <w:t>31.31–34</w:t>
+      </w:r>
+      <w:r>
+        <w:rPr>
+          <w:lang w:val="pt_PT" w:bidi="pt_PT"/>
+        </w:rPr>
+        <w:t xml:space="preserve">; </w:t>
+      </w:r>
+      <w:r>
+        <w:rPr>
+          <w:lang w:val="pt_PT" w:bidi="pt_PT"/>
+        </w:rPr>
+        <w:t>Mateus 26.27–29</w:t>
+      </w:r>
+      <w:r>
+        <w:rPr>
+          <w:lang w:val="pt_PT" w:bidi="pt_PT"/>
+        </w:rPr>
+        <w:t xml:space="preserve">; </w:t>
+      </w:r>
+      <w:r>
+        <w:rPr>
+          <w:lang w:val="pt_PT" w:bidi="pt_PT"/>
+        </w:rPr>
+        <w:t>Lucas 22.20</w:t>
+      </w:r>
+      <w:r>
+        <w:rPr>
+          <w:lang w:val="pt_PT" w:bidi="pt_PT"/>
+        </w:rPr>
+        <w:t xml:space="preserve">; </w:t>
+      </w:r>
+      <w:r>
+        <w:rPr>
+          <w:lang w:val="pt_PT" w:bidi="pt_PT"/>
+        </w:rPr>
+        <w:t>1 Coríntios 11.23–32</w:t>
+      </w:r>
+      <w:r>
+        <w:rPr>
+          <w:lang w:val="pt_PT" w:bidi="pt_PT"/>
+        </w:rPr>
+        <w:t xml:space="preserve">; </w:t>
+      </w:r>
+      <w:r>
+        <w:rPr>
+          <w:lang w:val="pt_PT" w:bidi="pt_PT"/>
+        </w:rPr>
+        <w:t>2 Coríntios 3.4–18</w:t>
+      </w:r>
+      <w:r>
+        <w:rPr>
+          <w:lang w:val="pt_PT" w:bidi="pt_PT"/>
+        </w:rPr>
+        <w:t xml:space="preserve">; </w:t>
+      </w:r>
+      <w:r>
+        <w:rPr>
+          <w:lang w:val="pt_PT" w:bidi="pt_PT"/>
+        </w:rPr>
+        <w:t>4.4–6</w:t>
+      </w:r>
+      <w:r>
+        <w:rPr>
+          <w:lang w:val="pt_PT" w:bidi="pt_PT"/>
+        </w:rPr>
+        <w:t xml:space="preserve">; </w:t>
+      </w:r>
+      <w:r>
+        <w:rPr>
+          <w:lang w:val="pt_PT" w:bidi="pt_PT"/>
+        </w:rPr>
+        <w:t>Hebreus 8.6–13</w:t>
+      </w:r>
+      <w:r>
+        <w:rPr>
+          <w:lang w:val="pt_PT" w:bidi="pt_PT"/>
+        </w:rPr>
+        <w:t xml:space="preserve">; </w:t>
+      </w:r>
+      <w:r>
+        <w:rPr>
+          <w:lang w:val="pt_PT" w:bidi="pt_PT"/>
+        </w:rPr>
+        <w:t>9.11–28</w:t>
+      </w:r>
+      <w:r>
+        <w:rPr>
+          <w:lang w:val="pt_PT" w:bidi="pt_PT"/>
+        </w:rPr>
+        <w:t xml:space="preserve">; </w:t>
+      </w:r>
+      <w:r>
+        <w:rPr>
+          <w:lang w:val="pt_PT" w:bidi="pt_PT"/>
+        </w:rPr>
+        <w:t>10.1–25</w:t>
+      </w:r>
+      <w:r>
+        <w:rPr>
+          <w:lang w:val="pt_PT" w:bidi="pt_PT"/>
+        </w:rPr>
+        <w:t xml:space="preserve">; </w:t>
+      </w:r>
+      <w:r>
+        <w:rPr>
+          <w:lang w:val="pt_PT" w:bidi="pt_PT"/>
+        </w:rPr>
+        <w:t>12.18–24</w:t>
+      </w:r>
       <w:r>
         <w:rPr>
           <w:lang w:val="pt_PT" w:bidi="pt_PT"/>
@@ -2063,54 +1595,36 @@
         </w:rPr>
         <w:t xml:space="preserve"> pode referir-se à unidade de Deus (</w:t>
       </w:r>
-      <w:hyperlink r:id="rId83">
-        <w:r>
-          <w:rPr>
-            <w:lang w:val="pt_PT" w:bidi="pt_PT"/>
-          </w:rPr>
-          <w:rPr>
-            <w:color w:val="0000EE"/>
-            <w:u w:val="single"/>
-          </w:rPr>
-          <w:t>Deuteronômio 6.4</w:t>
-        </w:r>
-      </w:hyperlink>
-      <w:r>
-        <w:rPr>
-          <w:lang w:val="pt_PT" w:bidi="pt_PT"/>
-        </w:rPr>
-        <w:t xml:space="preserve">; </w:t>
-      </w:r>
-      <w:hyperlink r:id="rId84">
-        <w:r>
-          <w:rPr>
-            <w:lang w:val="pt_PT" w:bidi="pt_PT"/>
-          </w:rPr>
-          <w:rPr>
-            <w:color w:val="0000EE"/>
-            <w:u w:val="single"/>
-          </w:rPr>
-          <w:t>Gálatas 3.20</w:t>
-        </w:r>
-      </w:hyperlink>
-      <w:r>
-        <w:rPr>
-          <w:lang w:val="pt_PT" w:bidi="pt_PT"/>
-        </w:rPr>
-        <w:t xml:space="preserve">; </w:t>
-      </w:r>
-      <w:hyperlink r:id="rId85">
-        <w:r>
-          <w:rPr>
-            <w:lang w:val="pt_PT" w:bidi="pt_PT"/>
-          </w:rPr>
-          <w:rPr>
-            <w:color w:val="0000EE"/>
-            <w:u w:val="single"/>
-          </w:rPr>
-          <w:t>Tiago 2.19</w:t>
-        </w:r>
-      </w:hyperlink>
+      <w:r>
+        <w:rPr>
+          <w:lang w:val="pt_PT" w:bidi="pt_PT"/>
+        </w:rPr>
+        <w:t>Deuteronômio 6.4</w:t>
+      </w:r>
+      <w:r>
+        <w:rPr>
+          <w:lang w:val="pt_PT" w:bidi="pt_PT"/>
+        </w:rPr>
+        <w:t xml:space="preserve">; </w:t>
+      </w:r>
+      <w:r>
+        <w:rPr>
+          <w:lang w:val="pt_PT" w:bidi="pt_PT"/>
+        </w:rPr>
+        <w:t>Gálatas 3.20</w:t>
+      </w:r>
+      <w:r>
+        <w:rPr>
+          <w:lang w:val="pt_PT" w:bidi="pt_PT"/>
+        </w:rPr>
+        <w:t xml:space="preserve">; </w:t>
+      </w:r>
+      <w:r>
+        <w:rPr>
+          <w:lang w:val="pt_PT" w:bidi="pt_PT"/>
+        </w:rPr>
+        <w:t>Tiago 2.19</w:t>
+      </w:r>
       <w:r>
         <w:rPr>
           <w:lang w:val="pt_PT" w:bidi="pt_PT"/>
@@ -2142,36 +1656,24 @@
         </w:rPr>
         <w:t xml:space="preserve"> é o número mínimo de pessoas necessário para fornecer uma testemunha válida no tribunal (</w:t>
       </w:r>
-      <w:hyperlink r:id="rId86">
-        <w:r>
-          <w:rPr>
-            <w:lang w:val="pt_PT" w:bidi="pt_PT"/>
-          </w:rPr>
-          <w:rPr>
-            <w:color w:val="0000EE"/>
-            <w:u w:val="single"/>
-          </w:rPr>
-          <w:t>Deuteronômio 17.6</w:t>
-        </w:r>
-      </w:hyperlink>
-      <w:r>
-        <w:rPr>
-          <w:lang w:val="pt_PT" w:bidi="pt_PT"/>
-        </w:rPr>
-        <w:t xml:space="preserve">; </w:t>
-      </w:r>
-      <w:hyperlink r:id="rId87">
-        <w:r>
-          <w:rPr>
-            <w:lang w:val="pt_PT" w:bidi="pt_PT"/>
-          </w:rPr>
-          <w:rPr>
-            <w:color w:val="0000EE"/>
-            <w:u w:val="single"/>
-          </w:rPr>
-          <w:t>Apocalipse 11.3</w:t>
-        </w:r>
-      </w:hyperlink>
+      <w:r>
+        <w:rPr>
+          <w:lang w:val="pt_PT" w:bidi="pt_PT"/>
+        </w:rPr>
+        <w:t>Deuteronômio 17.6</w:t>
+      </w:r>
+      <w:r>
+        <w:rPr>
+          <w:lang w:val="pt_PT" w:bidi="pt_PT"/>
+        </w:rPr>
+        <w:t xml:space="preserve">; </w:t>
+      </w:r>
+      <w:r>
+        <w:rPr>
+          <w:lang w:val="pt_PT" w:bidi="pt_PT"/>
+        </w:rPr>
+        <w:t>Apocalipse 11.3</w:t>
+      </w:r>
       <w:r>
         <w:rPr>
           <w:lang w:val="pt_PT" w:bidi="pt_PT"/>
@@ -2203,54 +1705,36 @@
         </w:rPr>
         <w:t xml:space="preserve"> pode implicar presença divina (</w:t>
       </w:r>
-      <w:hyperlink r:id="rId88">
-        <w:r>
-          <w:rPr>
-            <w:lang w:val="pt_PT" w:bidi="pt_PT"/>
-          </w:rPr>
-          <w:rPr>
-            <w:color w:val="0000EE"/>
-            <w:u w:val="single"/>
-          </w:rPr>
-          <w:t>Gênesis 18.1–2</w:t>
-        </w:r>
-      </w:hyperlink>
-      <w:r>
-        <w:rPr>
-          <w:lang w:val="pt_PT" w:bidi="pt_PT"/>
-        </w:rPr>
-        <w:t xml:space="preserve">; </w:t>
-      </w:r>
-      <w:hyperlink r:id="rId89">
-        <w:r>
-          <w:rPr>
-            <w:lang w:val="pt_PT" w:bidi="pt_PT"/>
-          </w:rPr>
-          <w:rPr>
-            <w:color w:val="0000EE"/>
-            <w:u w:val="single"/>
-          </w:rPr>
-          <w:t>2 Coríntios 13.14</w:t>
-        </w:r>
-      </w:hyperlink>
-      <w:r>
-        <w:rPr>
-          <w:lang w:val="pt_PT" w:bidi="pt_PT"/>
-        </w:rPr>
-        <w:t xml:space="preserve">; </w:t>
-      </w:r>
-      <w:hyperlink r:id="rId90">
-        <w:r>
-          <w:rPr>
-            <w:lang w:val="pt_PT" w:bidi="pt_PT"/>
-          </w:rPr>
-          <w:rPr>
-            <w:color w:val="0000EE"/>
-            <w:u w:val="single"/>
-          </w:rPr>
-          <w:t>Apocalipse 1.4–5</w:t>
-        </w:r>
-      </w:hyperlink>
+      <w:r>
+        <w:rPr>
+          <w:lang w:val="pt_PT" w:bidi="pt_PT"/>
+        </w:rPr>
+        <w:t>Gênesis 18.1–2</w:t>
+      </w:r>
+      <w:r>
+        <w:rPr>
+          <w:lang w:val="pt_PT" w:bidi="pt_PT"/>
+        </w:rPr>
+        <w:t xml:space="preserve">; </w:t>
+      </w:r>
+      <w:r>
+        <w:rPr>
+          <w:lang w:val="pt_PT" w:bidi="pt_PT"/>
+        </w:rPr>
+        <w:t>2 Coríntios 13.14</w:t>
+      </w:r>
+      <w:r>
+        <w:rPr>
+          <w:lang w:val="pt_PT" w:bidi="pt_PT"/>
+        </w:rPr>
+        <w:t xml:space="preserve">; </w:t>
+      </w:r>
+      <w:r>
+        <w:rPr>
+          <w:lang w:val="pt_PT" w:bidi="pt_PT"/>
+        </w:rPr>
+        <w:t>Apocalipse 1.4–5</w:t>
+      </w:r>
       <w:r>
         <w:rPr>
           <w:lang w:val="pt_PT" w:bidi="pt_PT"/>
@@ -2282,72 +1766,48 @@
         </w:rPr>
         <w:t xml:space="preserve"> pode representar o mundo conhecido. O livro do Apocalipse indica isso com criaturas vivas, cavaleiros, ventos e anjos (</w:t>
       </w:r>
-      <w:hyperlink r:id="rId91">
-        <w:r>
-          <w:rPr>
-            <w:lang w:val="pt_PT" w:bidi="pt_PT"/>
-          </w:rPr>
-          <w:rPr>
-            <w:color w:val="0000EE"/>
-            <w:u w:val="single"/>
-          </w:rPr>
-          <w:t>Apocalipse 4.6–8</w:t>
-        </w:r>
-      </w:hyperlink>
-      <w:r>
-        <w:rPr>
-          <w:lang w:val="pt_PT" w:bidi="pt_PT"/>
-        </w:rPr>
-        <w:t xml:space="preserve">; </w:t>
-      </w:r>
-      <w:hyperlink r:id="rId92">
-        <w:r>
-          <w:rPr>
-            <w:lang w:val="pt_PT" w:bidi="pt_PT"/>
-          </w:rPr>
-          <w:rPr>
-            <w:color w:val="0000EE"/>
-            <w:u w:val="single"/>
-          </w:rPr>
-          <w:t>6.1–8</w:t>
-        </w:r>
-      </w:hyperlink>
-      <w:r>
-        <w:rPr>
-          <w:lang w:val="pt_PT" w:bidi="pt_PT"/>
-        </w:rPr>
-        <w:t xml:space="preserve">; </w:t>
-      </w:r>
-      <w:hyperlink r:id="rId93">
-        <w:r>
-          <w:rPr>
-            <w:lang w:val="pt_PT" w:bidi="pt_PT"/>
-          </w:rPr>
-          <w:rPr>
-            <w:color w:val="0000EE"/>
-            <w:u w:val="single"/>
-          </w:rPr>
-          <w:t>7.1</w:t>
-        </w:r>
-      </w:hyperlink>
+      <w:r>
+        <w:rPr>
+          <w:lang w:val="pt_PT" w:bidi="pt_PT"/>
+        </w:rPr>
+        <w:t>Apocalipse 4.6–8</w:t>
+      </w:r>
+      <w:r>
+        <w:rPr>
+          <w:lang w:val="pt_PT" w:bidi="pt_PT"/>
+        </w:rPr>
+        <w:t xml:space="preserve">; </w:t>
+      </w:r>
+      <w:r>
+        <w:rPr>
+          <w:lang w:val="pt_PT" w:bidi="pt_PT"/>
+        </w:rPr>
+        <w:t>6.1–8</w:t>
+      </w:r>
+      <w:r>
+        <w:rPr>
+          <w:lang w:val="pt_PT" w:bidi="pt_PT"/>
+        </w:rPr>
+        <w:t xml:space="preserve">; </w:t>
+      </w:r>
+      <w:r>
+        <w:rPr>
+          <w:lang w:val="pt_PT" w:bidi="pt_PT"/>
+        </w:rPr>
+        <w:t>7.1</w:t>
+      </w:r>
       <w:r>
         <w:rPr>
           <w:lang w:val="pt_PT" w:bidi="pt_PT"/>
         </w:rPr>
         <w:t xml:space="preserve">). </w:t>
       </w:r>
-      <w:hyperlink r:id="rId94">
-        <w:r>
-          <w:rPr>
-            <w:lang w:val="pt_PT" w:bidi="pt_PT"/>
-          </w:rPr>
-          <w:rPr>
-            <w:color w:val="0000EE"/>
-            <w:u w:val="single"/>
-          </w:rPr>
-          <w:t>Gênesis 2.10–14</w:t>
-        </w:r>
-      </w:hyperlink>
+      <w:r>
+        <w:rPr>
+          <w:lang w:val="pt_PT" w:bidi="pt_PT"/>
+        </w:rPr>
+        <w:t>Gênesis 2.10–14</w:t>
+      </w:r>
       <w:r>
         <w:rPr>
           <w:lang w:val="pt_PT" w:bidi="pt_PT"/>
@@ -2481,198 +1941,132 @@
         </w:rPr>
         <w:t>, o número associado ao povo de Deus (</w:t>
       </w:r>
-      <w:hyperlink r:id="rId95">
-        <w:r>
-          <w:rPr>
-            <w:lang w:val="pt_PT" w:bidi="pt_PT"/>
-          </w:rPr>
-          <w:rPr>
-            <w:color w:val="0000EE"/>
-            <w:u w:val="single"/>
-          </w:rPr>
-          <w:t>Gênesis 35.22–26</w:t>
-        </w:r>
-      </w:hyperlink>
-      <w:r>
-        <w:rPr>
-          <w:lang w:val="pt_PT" w:bidi="pt_PT"/>
-        </w:rPr>
-        <w:t xml:space="preserve">; </w:t>
-      </w:r>
-      <w:hyperlink r:id="rId96">
-        <w:r>
-          <w:rPr>
-            <w:lang w:val="pt_PT" w:bidi="pt_PT"/>
-          </w:rPr>
-          <w:rPr>
-            <w:color w:val="0000EE"/>
-            <w:u w:val="single"/>
-          </w:rPr>
-          <w:t>Êxodo 24.4</w:t>
-        </w:r>
-      </w:hyperlink>
-      <w:r>
-        <w:rPr>
-          <w:lang w:val="pt_PT" w:bidi="pt_PT"/>
-        </w:rPr>
-        <w:t xml:space="preserve">; </w:t>
-      </w:r>
-      <w:hyperlink r:id="rId97">
-        <w:r>
-          <w:rPr>
-            <w:lang w:val="pt_PT" w:bidi="pt_PT"/>
-          </w:rPr>
-          <w:rPr>
-            <w:color w:val="0000EE"/>
-            <w:u w:val="single"/>
-          </w:rPr>
-          <w:t>28.21</w:t>
-        </w:r>
-      </w:hyperlink>
-      <w:r>
-        <w:rPr>
-          <w:lang w:val="pt_PT" w:bidi="pt_PT"/>
-        </w:rPr>
-        <w:t xml:space="preserve">; </w:t>
-      </w:r>
-      <w:hyperlink r:id="rId98">
-        <w:r>
-          <w:rPr>
-            <w:lang w:val="pt_PT" w:bidi="pt_PT"/>
-          </w:rPr>
-          <w:rPr>
-            <w:color w:val="0000EE"/>
-            <w:u w:val="single"/>
-          </w:rPr>
-          <w:t>Números 17.2</w:t>
-        </w:r>
-      </w:hyperlink>
-      <w:r>
-        <w:rPr>
-          <w:lang w:val="pt_PT" w:bidi="pt_PT"/>
-        </w:rPr>
-        <w:t xml:space="preserve">; </w:t>
-      </w:r>
-      <w:hyperlink r:id="rId99">
-        <w:r>
-          <w:rPr>
-            <w:lang w:val="pt_PT" w:bidi="pt_PT"/>
-          </w:rPr>
-          <w:rPr>
-            <w:color w:val="0000EE"/>
-            <w:u w:val="single"/>
-          </w:rPr>
-          <w:t>Josué 4.3–8</w:t>
-        </w:r>
-      </w:hyperlink>
-      <w:r>
-        <w:rPr>
-          <w:lang w:val="pt_PT" w:bidi="pt_PT"/>
-        </w:rPr>
-        <w:t xml:space="preserve">; </w:t>
-      </w:r>
-      <w:hyperlink r:id="rId100">
-        <w:r>
-          <w:rPr>
-            <w:lang w:val="pt_PT" w:bidi="pt_PT"/>
-          </w:rPr>
-          <w:rPr>
-            <w:color w:val="0000EE"/>
-            <w:u w:val="single"/>
-          </w:rPr>
-          <w:t>1 Reis 18.31</w:t>
-        </w:r>
-      </w:hyperlink>
-      <w:r>
-        <w:rPr>
-          <w:lang w:val="pt_PT" w:bidi="pt_PT"/>
-        </w:rPr>
-        <w:t xml:space="preserve">; </w:t>
-      </w:r>
-      <w:hyperlink r:id="rId101">
-        <w:r>
-          <w:rPr>
-            <w:lang w:val="pt_PT" w:bidi="pt_PT"/>
-          </w:rPr>
-          <w:rPr>
-            <w:color w:val="0000EE"/>
-            <w:u w:val="single"/>
-          </w:rPr>
-          <w:t>Mateus 10.1–4</w:t>
-        </w:r>
-      </w:hyperlink>
-      <w:r>
-        <w:rPr>
-          <w:lang w:val="pt_PT" w:bidi="pt_PT"/>
-        </w:rPr>
-        <w:t xml:space="preserve">; </w:t>
-      </w:r>
-      <w:hyperlink r:id="rId102">
-        <w:r>
-          <w:rPr>
-            <w:lang w:val="pt_PT" w:bidi="pt_PT"/>
-          </w:rPr>
-          <w:rPr>
-            <w:color w:val="0000EE"/>
-            <w:u w:val="single"/>
-          </w:rPr>
-          <w:t>19.28</w:t>
-        </w:r>
-      </w:hyperlink>
-      <w:r>
-        <w:rPr>
-          <w:lang w:val="pt_PT" w:bidi="pt_PT"/>
-        </w:rPr>
-        <w:t xml:space="preserve">; </w:t>
-      </w:r>
-      <w:hyperlink r:id="rId103">
-        <w:r>
-          <w:rPr>
-            <w:lang w:val="pt_PT" w:bidi="pt_PT"/>
-          </w:rPr>
-          <w:rPr>
-            <w:color w:val="0000EE"/>
-            <w:u w:val="single"/>
-          </w:rPr>
-          <w:t>Tiago 1.1</w:t>
-        </w:r>
-      </w:hyperlink>
-      <w:r>
-        <w:rPr>
-          <w:lang w:val="pt_PT" w:bidi="pt_PT"/>
-        </w:rPr>
-        <w:t xml:space="preserve">; </w:t>
-      </w:r>
-      <w:hyperlink r:id="rId104">
-        <w:r>
-          <w:rPr>
-            <w:lang w:val="pt_PT" w:bidi="pt_PT"/>
-          </w:rPr>
-          <w:rPr>
-            <w:color w:val="0000EE"/>
-            <w:u w:val="single"/>
-          </w:rPr>
-          <w:t>Apocalipse 12.1</w:t>
-        </w:r>
-      </w:hyperlink>
-      <w:r>
-        <w:rPr>
-          <w:lang w:val="pt_PT" w:bidi="pt_PT"/>
-        </w:rPr>
-        <w:t xml:space="preserve">; </w:t>
-      </w:r>
-      <w:hyperlink r:id="rId105">
-        <w:r>
-          <w:rPr>
-            <w:lang w:val="pt_PT" w:bidi="pt_PT"/>
-          </w:rPr>
-          <w:rPr>
-            <w:color w:val="0000EE"/>
-            <w:u w:val="single"/>
-          </w:rPr>
-          <w:t>21.12–22.2</w:t>
-        </w:r>
-      </w:hyperlink>
+      <w:r>
+        <w:rPr>
+          <w:lang w:val="pt_PT" w:bidi="pt_PT"/>
+        </w:rPr>
+        <w:t>Gênesis 35.22–26</w:t>
+      </w:r>
+      <w:r>
+        <w:rPr>
+          <w:lang w:val="pt_PT" w:bidi="pt_PT"/>
+        </w:rPr>
+        <w:t xml:space="preserve">; </w:t>
+      </w:r>
+      <w:r>
+        <w:rPr>
+          <w:lang w:val="pt_PT" w:bidi="pt_PT"/>
+        </w:rPr>
+        <w:t>Êxodo 24.4</w:t>
+      </w:r>
+      <w:r>
+        <w:rPr>
+          <w:lang w:val="pt_PT" w:bidi="pt_PT"/>
+        </w:rPr>
+        <w:t xml:space="preserve">; </w:t>
+      </w:r>
+      <w:r>
+        <w:rPr>
+          <w:lang w:val="pt_PT" w:bidi="pt_PT"/>
+        </w:rPr>
+        <w:t>28.21</w:t>
+      </w:r>
+      <w:r>
+        <w:rPr>
+          <w:lang w:val="pt_PT" w:bidi="pt_PT"/>
+        </w:rPr>
+        <w:t xml:space="preserve">; </w:t>
+      </w:r>
+      <w:r>
+        <w:rPr>
+          <w:lang w:val="pt_PT" w:bidi="pt_PT"/>
+        </w:rPr>
+        <w:t>Números 17.2</w:t>
+      </w:r>
+      <w:r>
+        <w:rPr>
+          <w:lang w:val="pt_PT" w:bidi="pt_PT"/>
+        </w:rPr>
+        <w:t xml:space="preserve">; </w:t>
+      </w:r>
+      <w:r>
+        <w:rPr>
+          <w:lang w:val="pt_PT" w:bidi="pt_PT"/>
+        </w:rPr>
+        <w:t>Josué 4.3–8</w:t>
+      </w:r>
+      <w:r>
+        <w:rPr>
+          <w:lang w:val="pt_PT" w:bidi="pt_PT"/>
+        </w:rPr>
+        <w:t xml:space="preserve">; </w:t>
+      </w:r>
+      <w:r>
+        <w:rPr>
+          <w:lang w:val="pt_PT" w:bidi="pt_PT"/>
+        </w:rPr>
+        <w:t>1 Reis 18.31</w:t>
+      </w:r>
+      <w:r>
+        <w:rPr>
+          <w:lang w:val="pt_PT" w:bidi="pt_PT"/>
+        </w:rPr>
+        <w:t xml:space="preserve">; </w:t>
+      </w:r>
+      <w:r>
+        <w:rPr>
+          <w:lang w:val="pt_PT" w:bidi="pt_PT"/>
+        </w:rPr>
+        <w:t>Mateus 10.1–4</w:t>
+      </w:r>
+      <w:r>
+        <w:rPr>
+          <w:lang w:val="pt_PT" w:bidi="pt_PT"/>
+        </w:rPr>
+        <w:t xml:space="preserve">; </w:t>
+      </w:r>
+      <w:r>
+        <w:rPr>
+          <w:lang w:val="pt_PT" w:bidi="pt_PT"/>
+        </w:rPr>
+        <w:t>19.28</w:t>
+      </w:r>
+      <w:r>
+        <w:rPr>
+          <w:lang w:val="pt_PT" w:bidi="pt_PT"/>
+        </w:rPr>
+        <w:t xml:space="preserve">; </w:t>
+      </w:r>
+      <w:r>
+        <w:rPr>
+          <w:lang w:val="pt_PT" w:bidi="pt_PT"/>
+        </w:rPr>
+        <w:t>Tiago 1.1</w:t>
+      </w:r>
+      <w:r>
+        <w:rPr>
+          <w:lang w:val="pt_PT" w:bidi="pt_PT"/>
+        </w:rPr>
+        <w:t xml:space="preserve">; </w:t>
+      </w:r>
+      <w:r>
+        <w:rPr>
+          <w:lang w:val="pt_PT" w:bidi="pt_PT"/>
+        </w:rPr>
+        <w:t>Apocalipse 12.1</w:t>
+      </w:r>
+      <w:r>
+        <w:rPr>
+          <w:lang w:val="pt_PT" w:bidi="pt_PT"/>
+        </w:rPr>
+        <w:t xml:space="preserve">; </w:t>
+      </w:r>
+      <w:r>
+        <w:rPr>
+          <w:lang w:val="pt_PT" w:bidi="pt_PT"/>
+        </w:rPr>
+        <w:t>21.12–22.2</w:t>
+      </w:r>
       <w:r>
         <w:rPr>
           <w:lang w:val="pt_PT" w:bidi="pt_PT"/>
@@ -2857,18 +2251,12 @@
         </w:rPr>
         <w:t xml:space="preserve"> ou "666" sugerem o mal extremo (</w:t>
       </w:r>
-      <w:hyperlink r:id="rId106">
-        <w:r>
-          <w:rPr>
-            <w:lang w:val="pt_PT" w:bidi="pt_PT"/>
-          </w:rPr>
-          <w:rPr>
-            <w:color w:val="0000EE"/>
-            <w:u w:val="single"/>
-          </w:rPr>
-          <w:t>Apocalipse 13.18</w:t>
-        </w:r>
-      </w:hyperlink>
+      <w:r>
+        <w:rPr>
+          <w:lang w:val="pt_PT" w:bidi="pt_PT"/>
+        </w:rPr>
+        <w:t>Apocalipse 13.18</w:t>
+      </w:r>
       <w:r>
         <w:rPr>
           <w:lang w:val="pt_PT" w:bidi="pt_PT"/>
@@ -2900,54 +2288,36 @@
         </w:rPr>
         <w:t xml:space="preserve"> é o número grande básico. O número 12.000 representa um grande grupo do povo de Deus (</w:t>
       </w:r>
-      <w:hyperlink r:id="rId107">
-        <w:r>
-          <w:rPr>
-            <w:lang w:val="pt_PT" w:bidi="pt_PT"/>
-          </w:rPr>
-          <w:rPr>
-            <w:color w:val="0000EE"/>
-            <w:u w:val="single"/>
-          </w:rPr>
-          <w:t>Apocalipse 7.5–8</w:t>
-        </w:r>
-      </w:hyperlink>
+      <w:r>
+        <w:rPr>
+          <w:lang w:val="pt_PT" w:bidi="pt_PT"/>
+        </w:rPr>
+        <w:t>Apocalipse 7.5–8</w:t>
+      </w:r>
       <w:r>
         <w:rPr>
           <w:lang w:val="pt_PT" w:bidi="pt_PT"/>
         </w:rPr>
         <w:t>). Cento e quarenta e quatro mil representam todo o povo de Deus (</w:t>
       </w:r>
-      <w:hyperlink r:id="rId108">
-        <w:r>
-          <w:rPr>
-            <w:lang w:val="pt_PT" w:bidi="pt_PT"/>
-          </w:rPr>
-          <w:rPr>
-            <w:color w:val="0000EE"/>
-            <w:u w:val="single"/>
-          </w:rPr>
-          <w:t>Apocalipse 7.4</w:t>
-        </w:r>
-      </w:hyperlink>
-      <w:r>
-        <w:rPr>
-          <w:lang w:val="pt_PT" w:bidi="pt_PT"/>
-        </w:rPr>
-        <w:t xml:space="preserve">; </w:t>
-      </w:r>
-      <w:hyperlink r:id="rId109">
-        <w:r>
-          <w:rPr>
-            <w:lang w:val="pt_PT" w:bidi="pt_PT"/>
-          </w:rPr>
-          <w:rPr>
-            <w:color w:val="0000EE"/>
-            <w:u w:val="single"/>
-          </w:rPr>
-          <w:t>14.1</w:t>
-        </w:r>
-      </w:hyperlink>
+      <w:r>
+        <w:rPr>
+          <w:lang w:val="pt_PT" w:bidi="pt_PT"/>
+        </w:rPr>
+        <w:t>Apocalipse 7.4</w:t>
+      </w:r>
+      <w:r>
+        <w:rPr>
+          <w:lang w:val="pt_PT" w:bidi="pt_PT"/>
+        </w:rPr>
+        <w:t xml:space="preserve">; </w:t>
+      </w:r>
+      <w:r>
+        <w:rPr>
+          <w:lang w:val="pt_PT" w:bidi="pt_PT"/>
+        </w:rPr>
+        <w:t>14.1</w:t>
+      </w:r>
       <w:r>
         <w:rPr>
           <w:lang w:val="pt_PT" w:bidi="pt_PT"/>
@@ -2981,18 +2351,12 @@
         </w:rPr>
         <w:t>Alguns números na Bíblia têm significados simbólicos. No entanto, é extremamente duvidoso usá-los para adivinhar quando Cristo retornará ou quando o mundo acabará. Somente Deus sabe essas coisas (</w:t>
       </w:r>
-      <w:hyperlink r:id="rId110">
-        <w:r>
-          <w:rPr>
-            <w:lang w:val="pt_PT" w:bidi="pt_PT"/>
-          </w:rPr>
-          <w:rPr>
-            <w:color w:val="0000EE"/>
-            <w:u w:val="single"/>
-          </w:rPr>
-          <w:t>Marcos 13.32</w:t>
-        </w:r>
-      </w:hyperlink>
+      <w:r>
+        <w:rPr>
+          <w:lang w:val="pt_PT" w:bidi="pt_PT"/>
+        </w:rPr>
+        <w:t>Marcos 13.32</w:t>
+      </w:r>
       <w:r>
         <w:rPr>
           <w:lang w:val="pt_PT" w:bidi="pt_PT"/>
@@ -3036,864 +2400,576 @@
           <w:lang w:val="pt_PT" w:bidi="pt_PT"/>
         </w:rPr>
       </w:r>
-      <w:hyperlink r:id="rId111">
-        <w:r>
-          <w:rPr>
-            <w:lang w:val="pt_PT" w:bidi="pt_PT"/>
-          </w:rPr>
-          <w:rPr>
-            <w:color w:val="0000EE"/>
-            <w:u w:val="single"/>
-          </w:rPr>
-          <w:t>Gênesis 2.2–3</w:t>
-        </w:r>
-      </w:hyperlink>
-      <w:r>
-        <w:rPr>
-          <w:lang w:val="pt_PT" w:bidi="pt_PT"/>
-        </w:rPr>
-        <w:t xml:space="preserve">; </w:t>
-      </w:r>
-      <w:hyperlink r:id="rId112">
-        <w:r>
-          <w:rPr>
-            <w:lang w:val="pt_PT" w:bidi="pt_PT"/>
-          </w:rPr>
-          <w:rPr>
-            <w:color w:val="0000EE"/>
-            <w:u w:val="single"/>
-          </w:rPr>
-          <w:t>4.15</w:t>
-        </w:r>
-      </w:hyperlink>
-      <w:r>
-        <w:rPr>
-          <w:lang w:val="pt_PT" w:bidi="pt_PT"/>
-        </w:rPr>
-        <w:t xml:space="preserve">; </w:t>
-      </w:r>
-      <w:hyperlink r:id="rId113">
-        <w:r>
-          <w:rPr>
-            <w:lang w:val="pt_PT" w:bidi="pt_PT"/>
-          </w:rPr>
-          <w:rPr>
-            <w:color w:val="0000EE"/>
-            <w:u w:val="single"/>
-          </w:rPr>
-          <w:t>15.13</w:t>
-        </w:r>
-      </w:hyperlink>
-      <w:r>
-        <w:rPr>
-          <w:lang w:val="pt_PT" w:bidi="pt_PT"/>
-        </w:rPr>
-        <w:t xml:space="preserve">; </w:t>
-      </w:r>
-      <w:hyperlink r:id="rId114">
-        <w:r>
-          <w:rPr>
-            <w:lang w:val="pt_PT" w:bidi="pt_PT"/>
-          </w:rPr>
-          <w:rPr>
-            <w:color w:val="0000EE"/>
-            <w:u w:val="single"/>
-          </w:rPr>
-          <w:t>41.53–54</w:t>
-        </w:r>
-      </w:hyperlink>
-      <w:r>
-        <w:rPr>
-          <w:lang w:val="pt_PT" w:bidi="pt_PT"/>
-        </w:rPr>
-        <w:t xml:space="preserve">; </w:t>
-      </w:r>
-      <w:hyperlink r:id="rId115">
-        <w:r>
-          <w:rPr>
-            <w:lang w:val="pt_PT" w:bidi="pt_PT"/>
-          </w:rPr>
-          <w:rPr>
-            <w:color w:val="0000EE"/>
-            <w:u w:val="single"/>
-          </w:rPr>
-          <w:t>Êxodo 20.6</w:t>
-        </w:r>
-      </w:hyperlink>
-      <w:r>
-        <w:rPr>
-          <w:lang w:val="pt_PT" w:bidi="pt_PT"/>
-        </w:rPr>
-        <w:t xml:space="preserve">; </w:t>
-      </w:r>
-      <w:hyperlink r:id="rId116">
-        <w:r>
-          <w:rPr>
-            <w:lang w:val="pt_PT" w:bidi="pt_PT"/>
-          </w:rPr>
-          <w:rPr>
-            <w:color w:val="0000EE"/>
-            <w:u w:val="single"/>
-          </w:rPr>
-          <w:t>25.31–37</w:t>
-        </w:r>
-      </w:hyperlink>
-      <w:r>
-        <w:rPr>
-          <w:lang w:val="pt_PT" w:bidi="pt_PT"/>
-        </w:rPr>
-        <w:t xml:space="preserve">; </w:t>
-      </w:r>
-      <w:hyperlink r:id="rId117">
-        <w:r>
-          <w:rPr>
-            <w:lang w:val="pt_PT" w:bidi="pt_PT"/>
-          </w:rPr>
-          <w:rPr>
-            <w:color w:val="0000EE"/>
-            <w:u w:val="single"/>
-          </w:rPr>
-          <w:t>32.15</w:t>
-        </w:r>
-      </w:hyperlink>
-      <w:r>
-        <w:rPr>
-          <w:lang w:val="pt_PT" w:bidi="pt_PT"/>
-        </w:rPr>
-        <w:t xml:space="preserve">; </w:t>
-      </w:r>
-      <w:hyperlink r:id="rId118">
-        <w:r>
-          <w:rPr>
-            <w:lang w:val="pt_PT" w:bidi="pt_PT"/>
-          </w:rPr>
-          <w:rPr>
-            <w:color w:val="0000EE"/>
-            <w:u w:val="single"/>
-          </w:rPr>
-          <w:t>Levítico 16.14</w:t>
-        </w:r>
-      </w:hyperlink>
-      <w:r>
-        <w:rPr>
-          <w:lang w:val="pt_PT" w:bidi="pt_PT"/>
-        </w:rPr>
-        <w:t xml:space="preserve">; </w:t>
-      </w:r>
-      <w:hyperlink r:id="rId119">
-        <w:r>
-          <w:rPr>
-            <w:lang w:val="pt_PT" w:bidi="pt_PT"/>
-          </w:rPr>
-          <w:rPr>
-            <w:color w:val="0000EE"/>
-            <w:u w:val="single"/>
-          </w:rPr>
-          <w:t>23.16</w:t>
-        </w:r>
-      </w:hyperlink>
-      <w:r>
-        <w:rPr>
-          <w:lang w:val="pt_PT" w:bidi="pt_PT"/>
-        </w:rPr>
-        <w:t xml:space="preserve">; </w:t>
-      </w:r>
-      <w:hyperlink r:id="rId120">
-        <w:r>
-          <w:rPr>
-            <w:lang w:val="pt_PT" w:bidi="pt_PT"/>
-          </w:rPr>
-          <w:rPr>
-            <w:color w:val="0000EE"/>
-            <w:u w:val="single"/>
-          </w:rPr>
-          <w:t>2 Samuel 24.13</w:t>
-        </w:r>
-      </w:hyperlink>
-      <w:r>
-        <w:rPr>
-          <w:lang w:val="pt_PT" w:bidi="pt_PT"/>
-        </w:rPr>
-        <w:t xml:space="preserve">; </w:t>
-      </w:r>
-      <w:hyperlink r:id="rId121">
-        <w:r>
-          <w:rPr>
-            <w:lang w:val="pt_PT" w:bidi="pt_PT"/>
-          </w:rPr>
-          <w:rPr>
-            <w:color w:val="0000EE"/>
-            <w:u w:val="single"/>
-          </w:rPr>
-          <w:t>1 Reis 4.26</w:t>
-        </w:r>
-      </w:hyperlink>
-      <w:r>
-        <w:rPr>
-          <w:lang w:val="pt_PT" w:bidi="pt_PT"/>
-        </w:rPr>
-        <w:t xml:space="preserve">; </w:t>
-      </w:r>
-      <w:hyperlink r:id="rId122">
-        <w:r>
-          <w:rPr>
-            <w:lang w:val="pt_PT" w:bidi="pt_PT"/>
-          </w:rPr>
-          <w:rPr>
-            <w:color w:val="0000EE"/>
-            <w:u w:val="single"/>
-          </w:rPr>
-          <w:t>17.21</w:t>
-        </w:r>
-      </w:hyperlink>
-      <w:r>
-        <w:rPr>
-          <w:lang w:val="pt_PT" w:bidi="pt_PT"/>
-        </w:rPr>
-        <w:t xml:space="preserve">; </w:t>
-      </w:r>
-      <w:hyperlink r:id="rId100">
-        <w:r>
-          <w:rPr>
-            <w:lang w:val="pt_PT" w:bidi="pt_PT"/>
-          </w:rPr>
-          <w:rPr>
-            <w:color w:val="0000EE"/>
-            <w:u w:val="single"/>
-          </w:rPr>
-          <w:t>18.31</w:t>
-        </w:r>
-      </w:hyperlink>
+      <w:r>
+        <w:rPr>
+          <w:lang w:val="pt_PT" w:bidi="pt_PT"/>
+        </w:rPr>
+        <w:t>Gênesis 2.2–3</w:t>
+      </w:r>
+      <w:r>
+        <w:rPr>
+          <w:lang w:val="pt_PT" w:bidi="pt_PT"/>
+        </w:rPr>
+        <w:t xml:space="preserve">; </w:t>
+      </w:r>
+      <w:r>
+        <w:rPr>
+          <w:lang w:val="pt_PT" w:bidi="pt_PT"/>
+        </w:rPr>
+        <w:t>4.15</w:t>
+      </w:r>
+      <w:r>
+        <w:rPr>
+          <w:lang w:val="pt_PT" w:bidi="pt_PT"/>
+        </w:rPr>
+        <w:t xml:space="preserve">; </w:t>
+      </w:r>
+      <w:r>
+        <w:rPr>
+          <w:lang w:val="pt_PT" w:bidi="pt_PT"/>
+        </w:rPr>
+        <w:t>15.13</w:t>
+      </w:r>
+      <w:r>
+        <w:rPr>
+          <w:lang w:val="pt_PT" w:bidi="pt_PT"/>
+        </w:rPr>
+        <w:t xml:space="preserve">; </w:t>
+      </w:r>
+      <w:r>
+        <w:rPr>
+          <w:lang w:val="pt_PT" w:bidi="pt_PT"/>
+        </w:rPr>
+        <w:t>41.53–54</w:t>
+      </w:r>
+      <w:r>
+        <w:rPr>
+          <w:lang w:val="pt_PT" w:bidi="pt_PT"/>
+        </w:rPr>
+        <w:t xml:space="preserve">; </w:t>
+      </w:r>
+      <w:r>
+        <w:rPr>
+          <w:lang w:val="pt_PT" w:bidi="pt_PT"/>
+        </w:rPr>
+        <w:t>Êxodo 20.6</w:t>
+      </w:r>
+      <w:r>
+        <w:rPr>
+          <w:lang w:val="pt_PT" w:bidi="pt_PT"/>
+        </w:rPr>
+        <w:t xml:space="preserve">; </w:t>
+      </w:r>
+      <w:r>
+        <w:rPr>
+          <w:lang w:val="pt_PT" w:bidi="pt_PT"/>
+        </w:rPr>
+        <w:t>25.31–37</w:t>
+      </w:r>
+      <w:r>
+        <w:rPr>
+          <w:lang w:val="pt_PT" w:bidi="pt_PT"/>
+        </w:rPr>
+        <w:t xml:space="preserve">; </w:t>
+      </w:r>
+      <w:r>
+        <w:rPr>
+          <w:lang w:val="pt_PT" w:bidi="pt_PT"/>
+        </w:rPr>
+        <w:t>32.15</w:t>
+      </w:r>
+      <w:r>
+        <w:rPr>
+          <w:lang w:val="pt_PT" w:bidi="pt_PT"/>
+        </w:rPr>
+        <w:t xml:space="preserve">; </w:t>
+      </w:r>
+      <w:r>
+        <w:rPr>
+          <w:lang w:val="pt_PT" w:bidi="pt_PT"/>
+        </w:rPr>
+        <w:t>Levítico 16.14</w:t>
+      </w:r>
+      <w:r>
+        <w:rPr>
+          <w:lang w:val="pt_PT" w:bidi="pt_PT"/>
+        </w:rPr>
+        <w:t xml:space="preserve">; </w:t>
+      </w:r>
+      <w:r>
+        <w:rPr>
+          <w:lang w:val="pt_PT" w:bidi="pt_PT"/>
+        </w:rPr>
+        <w:t>23.16</w:t>
+      </w:r>
+      <w:r>
+        <w:rPr>
+          <w:lang w:val="pt_PT" w:bidi="pt_PT"/>
+        </w:rPr>
+        <w:t xml:space="preserve">; </w:t>
+      </w:r>
+      <w:r>
+        <w:rPr>
+          <w:lang w:val="pt_PT" w:bidi="pt_PT"/>
+        </w:rPr>
+        <w:t>2 Samuel 24.13</w:t>
+      </w:r>
+      <w:r>
+        <w:rPr>
+          <w:lang w:val="pt_PT" w:bidi="pt_PT"/>
+        </w:rPr>
+        <w:t xml:space="preserve">; </w:t>
+      </w:r>
+      <w:r>
+        <w:rPr>
+          <w:lang w:val="pt_PT" w:bidi="pt_PT"/>
+        </w:rPr>
+        <w:t>1 Reis 4.26</w:t>
+      </w:r>
+      <w:r>
+        <w:rPr>
+          <w:lang w:val="pt_PT" w:bidi="pt_PT"/>
+        </w:rPr>
+        <w:t xml:space="preserve">; </w:t>
+      </w:r>
+      <w:r>
+        <w:rPr>
+          <w:lang w:val="pt_PT" w:bidi="pt_PT"/>
+        </w:rPr>
+        <w:t>17.21</w:t>
+      </w:r>
+      <w:r>
+        <w:rPr>
+          <w:lang w:val="pt_PT" w:bidi="pt_PT"/>
+        </w:rPr>
+        <w:t xml:space="preserve">; </w:t>
+      </w:r>
+      <w:r>
+        <w:rPr>
+          <w:lang w:val="pt_PT" w:bidi="pt_PT"/>
+        </w:rPr>
+        <w:t>18.31</w:t>
+      </w:r>
       <w:r>
         <w:rPr>
           <w:lang w:val="pt_PT" w:bidi="pt_PT"/>
         </w:rPr>
         <w:t xml:space="preserve">, </w:t>
       </w:r>
-      <w:hyperlink r:id="rId123">
-        <w:r>
-          <w:rPr>
-            <w:lang w:val="pt_PT" w:bidi="pt_PT"/>
-          </w:rPr>
-          <w:rPr>
-            <w:color w:val="0000EE"/>
-            <w:u w:val="single"/>
-          </w:rPr>
-          <w:t>43–44</w:t>
-        </w:r>
-      </w:hyperlink>
-      <w:r>
-        <w:rPr>
-          <w:lang w:val="pt_PT" w:bidi="pt_PT"/>
-        </w:rPr>
-        <w:t xml:space="preserve">; </w:t>
-      </w:r>
-      <w:hyperlink r:id="rId124">
-        <w:r>
-          <w:rPr>
-            <w:lang w:val="pt_PT" w:bidi="pt_PT"/>
-          </w:rPr>
-          <w:rPr>
-            <w:color w:val="0000EE"/>
-            <w:u w:val="single"/>
-          </w:rPr>
-          <w:t>Jó 1.2</w:t>
-        </w:r>
-      </w:hyperlink>
-      <w:r>
-        <w:rPr>
-          <w:lang w:val="pt_PT" w:bidi="pt_PT"/>
-        </w:rPr>
-        <w:t xml:space="preserve">; </w:t>
-      </w:r>
-      <w:hyperlink r:id="rId125">
-        <w:r>
-          <w:rPr>
-            <w:lang w:val="pt_PT" w:bidi="pt_PT"/>
-          </w:rPr>
-          <w:rPr>
-            <w:color w:val="0000EE"/>
-            <w:u w:val="single"/>
-          </w:rPr>
-          <w:t>Salmo 90.4</w:t>
-        </w:r>
-      </w:hyperlink>
-      <w:r>
-        <w:rPr>
-          <w:lang w:val="pt_PT" w:bidi="pt_PT"/>
-        </w:rPr>
-        <w:t xml:space="preserve">; </w:t>
-      </w:r>
-      <w:hyperlink r:id="rId126">
-        <w:r>
-          <w:rPr>
-            <w:lang w:val="pt_PT" w:bidi="pt_PT"/>
-          </w:rPr>
-          <w:rPr>
-            <w:color w:val="0000EE"/>
-            <w:u w:val="single"/>
-          </w:rPr>
-          <w:t>Jeremias 15.3</w:t>
-        </w:r>
-      </w:hyperlink>
-      <w:r>
-        <w:rPr>
-          <w:lang w:val="pt_PT" w:bidi="pt_PT"/>
-        </w:rPr>
-        <w:t xml:space="preserve">; </w:t>
-      </w:r>
-      <w:hyperlink r:id="rId127">
-        <w:r>
-          <w:rPr>
-            <w:lang w:val="pt_PT" w:bidi="pt_PT"/>
-          </w:rPr>
-          <w:rPr>
-            <w:color w:val="0000EE"/>
-            <w:u w:val="single"/>
-          </w:rPr>
-          <w:t>49.36</w:t>
-        </w:r>
-      </w:hyperlink>
-      <w:r>
-        <w:rPr>
-          <w:lang w:val="pt_PT" w:bidi="pt_PT"/>
-        </w:rPr>
-        <w:t xml:space="preserve">; </w:t>
-      </w:r>
-      <w:hyperlink r:id="rId128">
-        <w:r>
-          <w:rPr>
-            <w:lang w:val="pt_PT" w:bidi="pt_PT"/>
-          </w:rPr>
-          <w:rPr>
-            <w:color w:val="0000EE"/>
-            <w:u w:val="single"/>
-          </w:rPr>
-          <w:t>Ezequiel 14.21</w:t>
-        </w:r>
-      </w:hyperlink>
-      <w:r>
-        <w:rPr>
-          <w:lang w:val="pt_PT" w:bidi="pt_PT"/>
-        </w:rPr>
-        <w:t xml:space="preserve">; </w:t>
-      </w:r>
-      <w:hyperlink r:id="rId129">
-        <w:r>
-          <w:rPr>
-            <w:lang w:val="pt_PT" w:bidi="pt_PT"/>
-          </w:rPr>
-          <w:rPr>
-            <w:color w:val="0000EE"/>
-            <w:u w:val="single"/>
-          </w:rPr>
-          <w:t>Daniel 4.16</w:t>
-        </w:r>
-      </w:hyperlink>
+      <w:r>
+        <w:rPr>
+          <w:lang w:val="pt_PT" w:bidi="pt_PT"/>
+        </w:rPr>
+        <w:t>43–44</w:t>
+      </w:r>
+      <w:r>
+        <w:rPr>
+          <w:lang w:val="pt_PT" w:bidi="pt_PT"/>
+        </w:rPr>
+        <w:t xml:space="preserve">; </w:t>
+      </w:r>
+      <w:r>
+        <w:rPr>
+          <w:lang w:val="pt_PT" w:bidi="pt_PT"/>
+        </w:rPr>
+        <w:t>Jó 1.2</w:t>
+      </w:r>
+      <w:r>
+        <w:rPr>
+          <w:lang w:val="pt_PT" w:bidi="pt_PT"/>
+        </w:rPr>
+        <w:t xml:space="preserve">; </w:t>
+      </w:r>
+      <w:r>
+        <w:rPr>
+          <w:lang w:val="pt_PT" w:bidi="pt_PT"/>
+        </w:rPr>
+        <w:t>Salmo 90.4</w:t>
+      </w:r>
+      <w:r>
+        <w:rPr>
+          <w:lang w:val="pt_PT" w:bidi="pt_PT"/>
+        </w:rPr>
+        <w:t xml:space="preserve">; </w:t>
+      </w:r>
+      <w:r>
+        <w:rPr>
+          <w:lang w:val="pt_PT" w:bidi="pt_PT"/>
+        </w:rPr>
+        <w:t>Jeremias 15.3</w:t>
+      </w:r>
+      <w:r>
+        <w:rPr>
+          <w:lang w:val="pt_PT" w:bidi="pt_PT"/>
+        </w:rPr>
+        <w:t xml:space="preserve">; </w:t>
+      </w:r>
+      <w:r>
+        <w:rPr>
+          <w:lang w:val="pt_PT" w:bidi="pt_PT"/>
+        </w:rPr>
+        <w:t>49.36</w:t>
+      </w:r>
+      <w:r>
+        <w:rPr>
+          <w:lang w:val="pt_PT" w:bidi="pt_PT"/>
+        </w:rPr>
+        <w:t xml:space="preserve">; </w:t>
+      </w:r>
+      <w:r>
+        <w:rPr>
+          <w:lang w:val="pt_PT" w:bidi="pt_PT"/>
+        </w:rPr>
+        <w:t>Ezequiel 14.21</w:t>
+      </w:r>
+      <w:r>
+        <w:rPr>
+          <w:lang w:val="pt_PT" w:bidi="pt_PT"/>
+        </w:rPr>
+        <w:t xml:space="preserve">; </w:t>
+      </w:r>
+      <w:r>
+        <w:rPr>
+          <w:lang w:val="pt_PT" w:bidi="pt_PT"/>
+        </w:rPr>
+        <w:t>Daniel 4.16</w:t>
+      </w:r>
       <w:r>
         <w:rPr>
           <w:lang w:val="pt_PT" w:bidi="pt_PT"/>
         </w:rPr>
         <w:t xml:space="preserve">, </w:t>
       </w:r>
-      <w:hyperlink r:id="rId130">
-        <w:r>
-          <w:rPr>
-            <w:lang w:val="pt_PT" w:bidi="pt_PT"/>
-          </w:rPr>
-          <w:rPr>
-            <w:color w:val="0000EE"/>
-            <w:u w:val="single"/>
-          </w:rPr>
-          <w:t>23–25</w:t>
-        </w:r>
-      </w:hyperlink>
-      <w:r>
-        <w:rPr>
-          <w:lang w:val="pt_PT" w:bidi="pt_PT"/>
-        </w:rPr>
-        <w:t xml:space="preserve">; </w:t>
-      </w:r>
-      <w:hyperlink r:id="rId131">
-        <w:r>
-          <w:rPr>
-            <w:lang w:val="pt_PT" w:bidi="pt_PT"/>
-          </w:rPr>
-          <w:rPr>
-            <w:color w:val="0000EE"/>
-            <w:u w:val="single"/>
-          </w:rPr>
-          <w:t>7.3</w:t>
-        </w:r>
-      </w:hyperlink>
+      <w:r>
+        <w:rPr>
+          <w:lang w:val="pt_PT" w:bidi="pt_PT"/>
+        </w:rPr>
+        <w:t>23–25</w:t>
+      </w:r>
+      <w:r>
+        <w:rPr>
+          <w:lang w:val="pt_PT" w:bidi="pt_PT"/>
+        </w:rPr>
+        <w:t xml:space="preserve">; </w:t>
+      </w:r>
+      <w:r>
+        <w:rPr>
+          <w:lang w:val="pt_PT" w:bidi="pt_PT"/>
+        </w:rPr>
+        <w:t>7.3</w:t>
+      </w:r>
       <w:r>
         <w:rPr>
           <w:lang w:val="pt_PT" w:bidi="pt_PT"/>
         </w:rPr>
         <w:t xml:space="preserve">, </w:t>
       </w:r>
-      <w:hyperlink r:id="rId132">
-        <w:r>
-          <w:rPr>
-            <w:lang w:val="pt_PT" w:bidi="pt_PT"/>
-          </w:rPr>
-          <w:rPr>
-            <w:color w:val="0000EE"/>
-            <w:u w:val="single"/>
-          </w:rPr>
-          <w:t>17</w:t>
-        </w:r>
-      </w:hyperlink>
+      <w:r>
+        <w:rPr>
+          <w:lang w:val="pt_PT" w:bidi="pt_PT"/>
+        </w:rPr>
+        <w:t>17</w:t>
+      </w:r>
       <w:r>
         <w:rPr>
           <w:lang w:val="pt_PT" w:bidi="pt_PT"/>
         </w:rPr>
         <w:t xml:space="preserve">, </w:t>
       </w:r>
-      <w:hyperlink r:id="rId133">
-        <w:r>
-          <w:rPr>
-            <w:lang w:val="pt_PT" w:bidi="pt_PT"/>
-          </w:rPr>
-          <w:rPr>
-            <w:color w:val="0000EE"/>
-            <w:u w:val="single"/>
-          </w:rPr>
-          <w:t>24</w:t>
-        </w:r>
-      </w:hyperlink>
-      <w:r>
-        <w:rPr>
-          <w:lang w:val="pt_PT" w:bidi="pt_PT"/>
-        </w:rPr>
-        <w:t xml:space="preserve">; </w:t>
-      </w:r>
-      <w:hyperlink r:id="rId134">
-        <w:r>
-          <w:rPr>
-            <w:lang w:val="pt_PT" w:bidi="pt_PT"/>
-          </w:rPr>
-          <w:rPr>
-            <w:color w:val="0000EE"/>
-            <w:u w:val="single"/>
-          </w:rPr>
-          <w:t>Zacarias 4.2</w:t>
-        </w:r>
-      </w:hyperlink>
-      <w:r>
-        <w:rPr>
-          <w:lang w:val="pt_PT" w:bidi="pt_PT"/>
-        </w:rPr>
-        <w:t xml:space="preserve">; </w:t>
-      </w:r>
-      <w:hyperlink r:id="rId135">
-        <w:r>
-          <w:rPr>
-            <w:lang w:val="pt_PT" w:bidi="pt_PT"/>
-          </w:rPr>
-          <w:rPr>
-            <w:color w:val="0000EE"/>
-            <w:u w:val="single"/>
-          </w:rPr>
-          <w:t>6.1</w:t>
-        </w:r>
-      </w:hyperlink>
-      <w:r>
-        <w:rPr>
-          <w:lang w:val="pt_PT" w:bidi="pt_PT"/>
-        </w:rPr>
-        <w:t xml:space="preserve">; </w:t>
-      </w:r>
-      <w:hyperlink r:id="rId136">
-        <w:r>
-          <w:rPr>
-            <w:lang w:val="pt_PT" w:bidi="pt_PT"/>
-          </w:rPr>
-          <w:rPr>
-            <w:color w:val="0000EE"/>
-            <w:u w:val="single"/>
-          </w:rPr>
-          <w:t>Mateus 10.1–5</w:t>
-        </w:r>
-      </w:hyperlink>
-      <w:r>
-        <w:rPr>
-          <w:lang w:val="pt_PT" w:bidi="pt_PT"/>
-        </w:rPr>
-        <w:t xml:space="preserve">; </w:t>
-      </w:r>
-      <w:hyperlink r:id="rId137">
-        <w:r>
-          <w:rPr>
-            <w:lang w:val="pt_PT" w:bidi="pt_PT"/>
-          </w:rPr>
-          <w:rPr>
-            <w:color w:val="0000EE"/>
-            <w:u w:val="single"/>
-          </w:rPr>
-          <w:t>12.40</w:t>
-        </w:r>
-      </w:hyperlink>
-      <w:r>
-        <w:rPr>
-          <w:lang w:val="pt_PT" w:bidi="pt_PT"/>
-        </w:rPr>
-        <w:t xml:space="preserve">; </w:t>
-      </w:r>
-      <w:hyperlink r:id="rId138">
-        <w:r>
-          <w:rPr>
-            <w:lang w:val="pt_PT" w:bidi="pt_PT"/>
-          </w:rPr>
-          <w:rPr>
-            <w:color w:val="0000EE"/>
-            <w:u w:val="single"/>
-          </w:rPr>
-          <w:t>18.21–22</w:t>
-        </w:r>
-      </w:hyperlink>
-      <w:r>
-        <w:rPr>
-          <w:lang w:val="pt_PT" w:bidi="pt_PT"/>
-        </w:rPr>
-        <w:t xml:space="preserve">; </w:t>
-      </w:r>
-      <w:hyperlink r:id="rId139">
-        <w:r>
-          <w:rPr>
-            <w:lang w:val="pt_PT" w:bidi="pt_PT"/>
-          </w:rPr>
-          <w:rPr>
-            <w:color w:val="0000EE"/>
-            <w:u w:val="single"/>
-          </w:rPr>
-          <w:t>Marcos 6.7</w:t>
-        </w:r>
-      </w:hyperlink>
-      <w:r>
-        <w:rPr>
-          <w:lang w:val="pt_PT" w:bidi="pt_PT"/>
-        </w:rPr>
-        <w:t xml:space="preserve">; </w:t>
-      </w:r>
-      <w:hyperlink r:id="rId140">
-        <w:r>
-          <w:rPr>
-            <w:lang w:val="pt_PT" w:bidi="pt_PT"/>
-          </w:rPr>
-          <w:rPr>
-            <w:color w:val="0000EE"/>
-            <w:u w:val="single"/>
-          </w:rPr>
-          <w:t>Lucas 15.8</w:t>
-        </w:r>
-      </w:hyperlink>
-      <w:r>
-        <w:rPr>
-          <w:lang w:val="pt_PT" w:bidi="pt_PT"/>
-        </w:rPr>
-        <w:t xml:space="preserve">; </w:t>
-      </w:r>
-      <w:hyperlink r:id="rId141">
-        <w:r>
-          <w:rPr>
-            <w:lang w:val="pt_PT" w:bidi="pt_PT"/>
-          </w:rPr>
-          <w:rPr>
-            <w:color w:val="0000EE"/>
-            <w:u w:val="single"/>
-          </w:rPr>
-          <w:t>At 6.3</w:t>
-        </w:r>
-      </w:hyperlink>
-      <w:r>
-        <w:rPr>
-          <w:lang w:val="pt_PT" w:bidi="pt_PT"/>
-        </w:rPr>
-        <w:t xml:space="preserve">; </w:t>
-      </w:r>
-      <w:hyperlink r:id="rId142">
-        <w:r>
-          <w:rPr>
-            <w:lang w:val="pt_PT" w:bidi="pt_PT"/>
-          </w:rPr>
-          <w:rPr>
-            <w:color w:val="0000EE"/>
-            <w:u w:val="single"/>
-          </w:rPr>
-          <w:t>10.16</w:t>
-        </w:r>
-      </w:hyperlink>
-      <w:r>
-        <w:rPr>
-          <w:lang w:val="pt_PT" w:bidi="pt_PT"/>
-        </w:rPr>
-        <w:t xml:space="preserve">; </w:t>
-      </w:r>
-      <w:hyperlink r:id="rId143">
-        <w:r>
-          <w:rPr>
-            <w:lang w:val="pt_PT" w:bidi="pt_PT"/>
-          </w:rPr>
-          <w:rPr>
-            <w:color w:val="0000EE"/>
-            <w:u w:val="single"/>
-          </w:rPr>
-          <w:t>1 Coríntios 8.6</w:t>
-        </w:r>
-      </w:hyperlink>
-      <w:r>
-        <w:rPr>
-          <w:lang w:val="pt_PT" w:bidi="pt_PT"/>
-        </w:rPr>
-        <w:t xml:space="preserve">; </w:t>
-      </w:r>
-      <w:hyperlink r:id="rId144">
-        <w:r>
-          <w:rPr>
-            <w:lang w:val="pt_PT" w:bidi="pt_PT"/>
-          </w:rPr>
-          <w:rPr>
-            <w:color w:val="0000EE"/>
-            <w:u w:val="single"/>
-          </w:rPr>
-          <w:t>Efésios 4.4–6</w:t>
-        </w:r>
-      </w:hyperlink>
-      <w:r>
-        <w:rPr>
-          <w:lang w:val="pt_PT" w:bidi="pt_PT"/>
-        </w:rPr>
-        <w:t xml:space="preserve">; </w:t>
-      </w:r>
-      <w:hyperlink r:id="rId145">
-        <w:r>
-          <w:rPr>
-            <w:lang w:val="pt_PT" w:bidi="pt_PT"/>
-          </w:rPr>
-          <w:rPr>
-            <w:color w:val="0000EE"/>
-            <w:u w:val="single"/>
-          </w:rPr>
-          <w:t>2 Pedro 3.8</w:t>
-        </w:r>
-      </w:hyperlink>
-      <w:r>
-        <w:rPr>
-          <w:lang w:val="pt_PT" w:bidi="pt_PT"/>
-        </w:rPr>
-        <w:t xml:space="preserve">; </w:t>
-      </w:r>
-      <w:hyperlink r:id="rId146">
-        <w:r>
-          <w:rPr>
-            <w:lang w:val="pt_PT" w:bidi="pt_PT"/>
-          </w:rPr>
-          <w:rPr>
-            <w:color w:val="0000EE"/>
-            <w:u w:val="single"/>
-          </w:rPr>
-          <w:t>Apocalipse 1.16</w:t>
-        </w:r>
-      </w:hyperlink>
-      <w:r>
-        <w:rPr>
-          <w:lang w:val="pt_PT" w:bidi="pt_PT"/>
-        </w:rPr>
-        <w:t xml:space="preserve">; </w:t>
-      </w:r>
-      <w:hyperlink r:id="rId147">
-        <w:r>
-          <w:rPr>
-            <w:lang w:val="pt_PT" w:bidi="pt_PT"/>
-          </w:rPr>
-          <w:rPr>
-            <w:color w:val="0000EE"/>
-            <w:u w:val="single"/>
-          </w:rPr>
-          <w:t>2.10</w:t>
-        </w:r>
-      </w:hyperlink>
-      <w:r>
-        <w:rPr>
-          <w:lang w:val="pt_PT" w:bidi="pt_PT"/>
-        </w:rPr>
-        <w:t xml:space="preserve">; </w:t>
-      </w:r>
-      <w:hyperlink r:id="rId148">
-        <w:r>
-          <w:rPr>
-            <w:lang w:val="pt_PT" w:bidi="pt_PT"/>
-          </w:rPr>
-          <w:rPr>
-            <w:color w:val="0000EE"/>
-            <w:u w:val="single"/>
-          </w:rPr>
-          <w:t>4.4</w:t>
-        </w:r>
-      </w:hyperlink>
-      <w:r>
-        <w:rPr>
-          <w:lang w:val="pt_PT" w:bidi="pt_PT"/>
-        </w:rPr>
-        <w:t xml:space="preserve">; </w:t>
-      </w:r>
-      <w:hyperlink r:id="rId149">
-        <w:r>
-          <w:rPr>
-            <w:lang w:val="pt_PT" w:bidi="pt_PT"/>
-          </w:rPr>
-          <w:rPr>
-            <w:color w:val="0000EE"/>
-            <w:u w:val="single"/>
-          </w:rPr>
-          <w:t>6.1</w:t>
-        </w:r>
-      </w:hyperlink>
-      <w:r>
-        <w:rPr>
-          <w:lang w:val="pt_PT" w:bidi="pt_PT"/>
-        </w:rPr>
-        <w:t xml:space="preserve">; </w:t>
-      </w:r>
-      <w:hyperlink r:id="rId93">
-        <w:r>
-          <w:rPr>
-            <w:lang w:val="pt_PT" w:bidi="pt_PT"/>
-          </w:rPr>
-          <w:rPr>
-            <w:color w:val="0000EE"/>
-            <w:u w:val="single"/>
-          </w:rPr>
-          <w:t>7.1</w:t>
-        </w:r>
-      </w:hyperlink>
+      <w:r>
+        <w:rPr>
+          <w:lang w:val="pt_PT" w:bidi="pt_PT"/>
+        </w:rPr>
+        <w:t>24</w:t>
+      </w:r>
+      <w:r>
+        <w:rPr>
+          <w:lang w:val="pt_PT" w:bidi="pt_PT"/>
+        </w:rPr>
+        <w:t xml:space="preserve">; </w:t>
+      </w:r>
+      <w:r>
+        <w:rPr>
+          <w:lang w:val="pt_PT" w:bidi="pt_PT"/>
+        </w:rPr>
+        <w:t>Zacarias 4.2</w:t>
+      </w:r>
+      <w:r>
+        <w:rPr>
+          <w:lang w:val="pt_PT" w:bidi="pt_PT"/>
+        </w:rPr>
+        <w:t xml:space="preserve">; </w:t>
+      </w:r>
+      <w:r>
+        <w:rPr>
+          <w:lang w:val="pt_PT" w:bidi="pt_PT"/>
+        </w:rPr>
+        <w:t>6.1</w:t>
+      </w:r>
+      <w:r>
+        <w:rPr>
+          <w:lang w:val="pt_PT" w:bidi="pt_PT"/>
+        </w:rPr>
+        <w:t xml:space="preserve">; </w:t>
+      </w:r>
+      <w:r>
+        <w:rPr>
+          <w:lang w:val="pt_PT" w:bidi="pt_PT"/>
+        </w:rPr>
+        <w:t>Mateus 10.1–5</w:t>
+      </w:r>
+      <w:r>
+        <w:rPr>
+          <w:lang w:val="pt_PT" w:bidi="pt_PT"/>
+        </w:rPr>
+        <w:t xml:space="preserve">; </w:t>
+      </w:r>
+      <w:r>
+        <w:rPr>
+          <w:lang w:val="pt_PT" w:bidi="pt_PT"/>
+        </w:rPr>
+        <w:t>12.40</w:t>
+      </w:r>
+      <w:r>
+        <w:rPr>
+          <w:lang w:val="pt_PT" w:bidi="pt_PT"/>
+        </w:rPr>
+        <w:t xml:space="preserve">; </w:t>
+      </w:r>
+      <w:r>
+        <w:rPr>
+          <w:lang w:val="pt_PT" w:bidi="pt_PT"/>
+        </w:rPr>
+        <w:t>18.21–22</w:t>
+      </w:r>
+      <w:r>
+        <w:rPr>
+          <w:lang w:val="pt_PT" w:bidi="pt_PT"/>
+        </w:rPr>
+        <w:t xml:space="preserve">; </w:t>
+      </w:r>
+      <w:r>
+        <w:rPr>
+          <w:lang w:val="pt_PT" w:bidi="pt_PT"/>
+        </w:rPr>
+        <w:t>Marcos 6.7</w:t>
+      </w:r>
+      <w:r>
+        <w:rPr>
+          <w:lang w:val="pt_PT" w:bidi="pt_PT"/>
+        </w:rPr>
+        <w:t xml:space="preserve">; </w:t>
+      </w:r>
+      <w:r>
+        <w:rPr>
+          <w:lang w:val="pt_PT" w:bidi="pt_PT"/>
+        </w:rPr>
+        <w:t>Lucas 15.8</w:t>
+      </w:r>
+      <w:r>
+        <w:rPr>
+          <w:lang w:val="pt_PT" w:bidi="pt_PT"/>
+        </w:rPr>
+        <w:t xml:space="preserve">; </w:t>
+      </w:r>
+      <w:r>
+        <w:rPr>
+          <w:lang w:val="pt_PT" w:bidi="pt_PT"/>
+        </w:rPr>
+        <w:t>At 6.3</w:t>
+      </w:r>
+      <w:r>
+        <w:rPr>
+          <w:lang w:val="pt_PT" w:bidi="pt_PT"/>
+        </w:rPr>
+        <w:t xml:space="preserve">; </w:t>
+      </w:r>
+      <w:r>
+        <w:rPr>
+          <w:lang w:val="pt_PT" w:bidi="pt_PT"/>
+        </w:rPr>
+        <w:t>10.16</w:t>
+      </w:r>
+      <w:r>
+        <w:rPr>
+          <w:lang w:val="pt_PT" w:bidi="pt_PT"/>
+        </w:rPr>
+        <w:t xml:space="preserve">; </w:t>
+      </w:r>
+      <w:r>
+        <w:rPr>
+          <w:lang w:val="pt_PT" w:bidi="pt_PT"/>
+        </w:rPr>
+        <w:t>1 Coríntios 8.6</w:t>
+      </w:r>
+      <w:r>
+        <w:rPr>
+          <w:lang w:val="pt_PT" w:bidi="pt_PT"/>
+        </w:rPr>
+        <w:t xml:space="preserve">; </w:t>
+      </w:r>
+      <w:r>
+        <w:rPr>
+          <w:lang w:val="pt_PT" w:bidi="pt_PT"/>
+        </w:rPr>
+        <w:t>Efésios 4.4–6</w:t>
+      </w:r>
+      <w:r>
+        <w:rPr>
+          <w:lang w:val="pt_PT" w:bidi="pt_PT"/>
+        </w:rPr>
+        <w:t xml:space="preserve">; </w:t>
+      </w:r>
+      <w:r>
+        <w:rPr>
+          <w:lang w:val="pt_PT" w:bidi="pt_PT"/>
+        </w:rPr>
+        <w:t>2 Pedro 3.8</w:t>
+      </w:r>
+      <w:r>
+        <w:rPr>
+          <w:lang w:val="pt_PT" w:bidi="pt_PT"/>
+        </w:rPr>
+        <w:t xml:space="preserve">; </w:t>
+      </w:r>
+      <w:r>
+        <w:rPr>
+          <w:lang w:val="pt_PT" w:bidi="pt_PT"/>
+        </w:rPr>
+        <w:t>Apocalipse 1.16</w:t>
+      </w:r>
+      <w:r>
+        <w:rPr>
+          <w:lang w:val="pt_PT" w:bidi="pt_PT"/>
+        </w:rPr>
+        <w:t xml:space="preserve">; </w:t>
+      </w:r>
+      <w:r>
+        <w:rPr>
+          <w:lang w:val="pt_PT" w:bidi="pt_PT"/>
+        </w:rPr>
+        <w:t>2.10</w:t>
+      </w:r>
+      <w:r>
+        <w:rPr>
+          <w:lang w:val="pt_PT" w:bidi="pt_PT"/>
+        </w:rPr>
+        <w:t xml:space="preserve">; </w:t>
+      </w:r>
+      <w:r>
+        <w:rPr>
+          <w:lang w:val="pt_PT" w:bidi="pt_PT"/>
+        </w:rPr>
+        <w:t>4.4</w:t>
+      </w:r>
+      <w:r>
+        <w:rPr>
+          <w:lang w:val="pt_PT" w:bidi="pt_PT"/>
+        </w:rPr>
+        <w:t xml:space="preserve">; </w:t>
+      </w:r>
+      <w:r>
+        <w:rPr>
+          <w:lang w:val="pt_PT" w:bidi="pt_PT"/>
+        </w:rPr>
+        <w:t>6.1</w:t>
+      </w:r>
+      <w:r>
+        <w:rPr>
+          <w:lang w:val="pt_PT" w:bidi="pt_PT"/>
+        </w:rPr>
+        <w:t xml:space="preserve">; </w:t>
+      </w:r>
+      <w:r>
+        <w:rPr>
+          <w:lang w:val="pt_PT" w:bidi="pt_PT"/>
+        </w:rPr>
+        <w:t>7.1</w:t>
+      </w:r>
       <w:r>
         <w:rPr>
           <w:lang w:val="pt_PT" w:bidi="pt_PT"/>
         </w:rPr>
         <w:t>,</w:t>
       </w:r>
-      <w:hyperlink r:id="rId150">
-        <w:r>
-          <w:rPr>
-            <w:lang w:val="pt_PT" w:bidi="pt_PT"/>
-          </w:rPr>
-          <w:rPr>
-            <w:color w:val="0000EE"/>
-            <w:u w:val="single"/>
-          </w:rPr>
-          <w:t>4–8</w:t>
-        </w:r>
-      </w:hyperlink>
-      <w:r>
-        <w:rPr>
-          <w:lang w:val="pt_PT" w:bidi="pt_PT"/>
-        </w:rPr>
-        <w:t xml:space="preserve">; </w:t>
-      </w:r>
-      <w:hyperlink r:id="rId104">
-        <w:r>
-          <w:rPr>
-            <w:lang w:val="pt_PT" w:bidi="pt_PT"/>
-          </w:rPr>
-          <w:rPr>
-            <w:color w:val="0000EE"/>
-            <w:u w:val="single"/>
-          </w:rPr>
-          <w:t>12.1</w:t>
-        </w:r>
-      </w:hyperlink>
+      <w:r>
+        <w:rPr>
+          <w:lang w:val="pt_PT" w:bidi="pt_PT"/>
+        </w:rPr>
+        <w:t>4–8</w:t>
+      </w:r>
+      <w:r>
+        <w:rPr>
+          <w:lang w:val="pt_PT" w:bidi="pt_PT"/>
+        </w:rPr>
+        <w:t xml:space="preserve">; </w:t>
+      </w:r>
+      <w:r>
+        <w:rPr>
+          <w:lang w:val="pt_PT" w:bidi="pt_PT"/>
+        </w:rPr>
+        <w:t>12.1</w:t>
+      </w:r>
       <w:r>
         <w:rPr>
           <w:lang w:val="pt_PT" w:bidi="pt_PT"/>
         </w:rPr>
         <w:t>,</w:t>
       </w:r>
-      <w:hyperlink r:id="rId151">
-        <w:r>
-          <w:rPr>
-            <w:lang w:val="pt_PT" w:bidi="pt_PT"/>
-          </w:rPr>
-          <w:rPr>
-            <w:color w:val="0000EE"/>
-            <w:u w:val="single"/>
-          </w:rPr>
-          <w:t>3</w:t>
-        </w:r>
-      </w:hyperlink>
-      <w:r>
-        <w:rPr>
-          <w:lang w:val="pt_PT" w:bidi="pt_PT"/>
-        </w:rPr>
-        <w:t xml:space="preserve">; </w:t>
-      </w:r>
-      <w:hyperlink r:id="rId152">
-        <w:r>
-          <w:rPr>
-            <w:lang w:val="pt_PT" w:bidi="pt_PT"/>
-          </w:rPr>
-          <w:rPr>
-            <w:color w:val="0000EE"/>
-            <w:u w:val="single"/>
-          </w:rPr>
-          <w:t>13.1</w:t>
-        </w:r>
-      </w:hyperlink>
-      <w:r>
-        <w:rPr>
-          <w:lang w:val="pt_PT" w:bidi="pt_PT"/>
-        </w:rPr>
-        <w:t xml:space="preserve">; </w:t>
-      </w:r>
-      <w:hyperlink r:id="rId153">
-        <w:r>
-          <w:rPr>
-            <w:lang w:val="pt_PT" w:bidi="pt_PT"/>
-          </w:rPr>
-          <w:rPr>
-            <w:color w:val="0000EE"/>
-            <w:u w:val="single"/>
-          </w:rPr>
-          <w:t>17.3–14</w:t>
-        </w:r>
-      </w:hyperlink>
-      <w:r>
-        <w:rPr>
-          <w:lang w:val="pt_PT" w:bidi="pt_PT"/>
-        </w:rPr>
-        <w:t xml:space="preserve">; </w:t>
-      </w:r>
-      <w:hyperlink r:id="rId154">
-        <w:r>
-          <w:rPr>
-            <w:lang w:val="pt_PT" w:bidi="pt_PT"/>
-          </w:rPr>
-          <w:rPr>
-            <w:color w:val="0000EE"/>
-            <w:u w:val="single"/>
-          </w:rPr>
-          <w:t>20.2–7</w:t>
-        </w:r>
-      </w:hyperlink>
-      <w:r>
-        <w:rPr>
-          <w:lang w:val="pt_PT" w:bidi="pt_PT"/>
-        </w:rPr>
-        <w:t xml:space="preserve">; </w:t>
-      </w:r>
-      <w:hyperlink r:id="rId155">
-        <w:r>
-          <w:rPr>
-            <w:lang w:val="pt_PT" w:bidi="pt_PT"/>
-          </w:rPr>
-          <w:rPr>
-            <w:color w:val="0000EE"/>
-            <w:u w:val="single"/>
-          </w:rPr>
-          <w:t>21.12–21.</w:t>
-        </w:r>
-      </w:hyperlink>
+      <w:r>
+        <w:rPr>
+          <w:lang w:val="pt_PT" w:bidi="pt_PT"/>
+        </w:rPr>
+        <w:t>3</w:t>
+      </w:r>
+      <w:r>
+        <w:rPr>
+          <w:lang w:val="pt_PT" w:bidi="pt_PT"/>
+        </w:rPr>
+        <w:t xml:space="preserve">; </w:t>
+      </w:r>
+      <w:r>
+        <w:rPr>
+          <w:lang w:val="pt_PT" w:bidi="pt_PT"/>
+        </w:rPr>
+        <w:t>13.1</w:t>
+      </w:r>
+      <w:r>
+        <w:rPr>
+          <w:lang w:val="pt_PT" w:bidi="pt_PT"/>
+        </w:rPr>
+        <w:t xml:space="preserve">; </w:t>
+      </w:r>
+      <w:r>
+        <w:rPr>
+          <w:lang w:val="pt_PT" w:bidi="pt_PT"/>
+        </w:rPr>
+        <w:t>17.3–14</w:t>
+      </w:r>
+      <w:r>
+        <w:rPr>
+          <w:lang w:val="pt_PT" w:bidi="pt_PT"/>
+        </w:rPr>
+        <w:t xml:space="preserve">; </w:t>
+      </w:r>
+      <w:r>
+        <w:rPr>
+          <w:lang w:val="pt_PT" w:bidi="pt_PT"/>
+        </w:rPr>
+        <w:t>20.2–7</w:t>
+      </w:r>
+      <w:r>
+        <w:rPr>
+          <w:lang w:val="pt_PT" w:bidi="pt_PT"/>
+        </w:rPr>
+        <w:t xml:space="preserve">; </w:t>
+      </w:r>
+      <w:r>
+        <w:rPr>
+          <w:lang w:val="pt_PT" w:bidi="pt_PT"/>
+        </w:rPr>
+        <w:t>21.12–21.</w:t>
+      </w:r>
       <w:r>
         <w:rPr>
           <w:lang w:val="pt_PT" w:bidi="pt_PT"/>
